--- a/lessons/7-7/downloads/reveal/teacher/7.7-homework-packet-level-1.docx
+++ b/lessons/7-7/downloads/reveal/teacher/7.7-homework-packet-level-1.docx
@@ -78,14 +78,15 @@
           <w:caps/>
           <w:color w:val="003A70"/>
           <w:spacing w:val="12"/>
-          <w:sz w:val="21"/>
+          <w:sz w:val="22"/>
           <w:szCs w:val="21"/>
         </w:rPr>
-        <w:t xml:space="preserve">Lesson 7-7  ·  Homework Packet  ·  Level 1  ·  Sheet 1 of 2</w:t>
+        <w:t xml:space="preserve">Lesson 7-7  ·  Homework Packet  ·  Supported  ·  Session 1 · pages 1–2</w:t>
       </w:r>
     </w:p>
     <w:p>
       <w:pPr>
+        <w:pStyle w:val="Heading1"/>
         <w:keepNext/>
         <w:spacing w:before="0" w:after="10" w:line="240" w:lineRule="auto"/>
       </w:pPr>
@@ -111,7 +112,7 @@
         <w:rPr>
           <w:rFonts w:ascii="Avenir Next" w:hAnsi="Avenir Next" w:cs="Avenir Next" w:eastAsia="Avenir Next"/>
           <w:color w:val="5A5F66"/>
-          <w:sz w:val="17"/>
+          <w:sz w:val="22"/>
           <w:szCs w:val="17"/>
         </w:rPr>
         <w:t xml:space="preserve">Maryland Standard 6.G.A.3   ·   Learning target — I can find the perimeter and area of a polygon drawn on the coordinate plane.</w:t>
@@ -158,6 +159,7 @@
           </w:tcPr>
           <w:p>
             <w:pPr>
+              <w:pStyle w:val="Heading2"/>
               <w:spacing w:before="0" w:after="40" w:line="264" w:lineRule="auto"/>
             </w:pPr>
             <w:r>
@@ -185,25 +187,25 @@
                 <w:rFonts w:ascii="Avenir Next" w:hAnsi="Avenir Next" w:cs="Avenir Next" w:eastAsia="Avenir Next"/>
                 <w:b/>
                 <w:color w:val="003A70"/>
+                <w:sz w:val="22"/>
+                <w:szCs w:val="18"/>
+              </w:rPr>
+              <w:t xml:space="preserve">•</w:t>
+            </w:r>
+            <w:r>
+              <w:rPr>
+                <w:rFonts w:ascii="Avenir Next" w:hAnsi="Avenir Next" w:cs="Avenir Next" w:eastAsia="Avenir Next"/>
+                <w:color w:val="1A1A1A"/>
                 <w:sz w:val="18"/>
                 <w:szCs w:val="18"/>
               </w:rPr>
-              <w:t xml:space="preserve">•</w:t>
-            </w:r>
-            <w:r>
-              <w:rPr>
-                <w:rFonts w:ascii="Avenir Next" w:hAnsi="Avenir Next" w:cs="Avenir Next" w:eastAsia="Avenir Next"/>
-                <w:color w:val="1A1A1A"/>
-                <w:sz w:val="18"/>
-                <w:szCs w:val="18"/>
-              </w:rPr>
               <w:tab/>
             </w:r>
             <w:r>
               <w:rPr>
                 <w:rFonts w:ascii="Avenir Next" w:hAnsi="Avenir Next" w:cs="Avenir Next" w:eastAsia="Avenir Next"/>
                 <w:color w:val="1A1A1A"/>
-                <w:sz w:val="18"/>
+                <w:sz w:val="22"/>
                 <w:szCs w:val="18"/>
               </w:rPr>
               <w:t xml:space="preserve">Plot the vertices in order. Connect them to draw the polygon.</w:t>
@@ -222,25 +224,25 @@
                 <w:rFonts w:ascii="Avenir Next" w:hAnsi="Avenir Next" w:cs="Avenir Next" w:eastAsia="Avenir Next"/>
                 <w:b/>
                 <w:color w:val="003A70"/>
+                <w:sz w:val="22"/>
+                <w:szCs w:val="18"/>
+              </w:rPr>
+              <w:t xml:space="preserve">•</w:t>
+            </w:r>
+            <w:r>
+              <w:rPr>
+                <w:rFonts w:ascii="Avenir Next" w:hAnsi="Avenir Next" w:cs="Avenir Next" w:eastAsia="Avenir Next"/>
+                <w:color w:val="1A1A1A"/>
                 <w:sz w:val="18"/>
                 <w:szCs w:val="18"/>
               </w:rPr>
-              <w:t xml:space="preserve">•</w:t>
-            </w:r>
-            <w:r>
-              <w:rPr>
-                <w:rFonts w:ascii="Avenir Next" w:hAnsi="Avenir Next" w:cs="Avenir Next" w:eastAsia="Avenir Next"/>
-                <w:color w:val="1A1A1A"/>
-                <w:sz w:val="18"/>
-                <w:szCs w:val="18"/>
-              </w:rPr>
               <w:tab/>
             </w:r>
             <w:r>
               <w:rPr>
                 <w:rFonts w:ascii="Avenir Next" w:hAnsi="Avenir Next" w:cs="Avenir Next" w:eastAsia="Avenir Next"/>
                 <w:color w:val="1A1A1A"/>
-                <w:sz w:val="18"/>
+                <w:sz w:val="22"/>
                 <w:szCs w:val="18"/>
               </w:rPr>
               <w:t xml:space="preserve">Find each horizontal or vertical side from the coordinates.</w:t>
@@ -259,18 +261,18 @@
                 <w:rFonts w:ascii="Avenir Next" w:hAnsi="Avenir Next" w:cs="Avenir Next" w:eastAsia="Avenir Next"/>
                 <w:b/>
                 <w:color w:val="003A70"/>
+                <w:sz w:val="22"/>
+                <w:szCs w:val="18"/>
+              </w:rPr>
+              <w:t xml:space="preserve">•</w:t>
+            </w:r>
+            <w:r>
+              <w:rPr>
+                <w:rFonts w:ascii="Avenir Next" w:hAnsi="Avenir Next" w:cs="Avenir Next" w:eastAsia="Avenir Next"/>
+                <w:color w:val="1A1A1A"/>
                 <w:sz w:val="18"/>
                 <w:szCs w:val="18"/>
               </w:rPr>
-              <w:t xml:space="preserve">•</w:t>
-            </w:r>
-            <w:r>
-              <w:rPr>
-                <w:rFonts w:ascii="Avenir Next" w:hAnsi="Avenir Next" w:cs="Avenir Next" w:eastAsia="Avenir Next"/>
-                <w:color w:val="1A1A1A"/>
-                <w:sz w:val="18"/>
-                <w:szCs w:val="18"/>
-              </w:rPr>
               <w:tab/>
             </w:r>
             <w:r>
@@ -278,7 +280,7 @@
                 <w:rFonts w:ascii="Avenir Next" w:hAnsi="Avenir Next" w:cs="Avenir Next" w:eastAsia="Avenir Next"/>
                 <w:b/>
                 <w:color w:val="1A1A1A"/>
-                <w:sz w:val="18"/>
+                <w:sz w:val="22"/>
                 <w:szCs w:val="18"/>
               </w:rPr>
               <w:t xml:space="preserve">Perimeter</w:t>
@@ -287,7 +289,7 @@
               <w:rPr>
                 <w:rFonts w:ascii="Avenir Next" w:hAnsi="Avenir Next" w:cs="Avenir Next" w:eastAsia="Avenir Next"/>
                 <w:color w:val="1A1A1A"/>
-                <w:sz w:val="18"/>
+                <w:sz w:val="22"/>
                 <w:szCs w:val="18"/>
               </w:rPr>
               <w:t xml:space="preserve"> = sum of all sides. </w:t>
@@ -297,7 +299,7 @@
                 <w:rFonts w:ascii="Avenir Next" w:hAnsi="Avenir Next" w:cs="Avenir Next" w:eastAsia="Avenir Next"/>
                 <w:b/>
                 <w:color w:val="1A1A1A"/>
-                <w:sz w:val="18"/>
+                <w:sz w:val="22"/>
                 <w:szCs w:val="18"/>
               </w:rPr>
               <w:t xml:space="preserve">Area</w:t>
@@ -306,7 +308,7 @@
               <w:rPr>
                 <w:rFonts w:ascii="Avenir Next" w:hAnsi="Avenir Next" w:cs="Avenir Next" w:eastAsia="Avenir Next"/>
                 <w:color w:val="1A1A1A"/>
-                <w:sz w:val="18"/>
+                <w:sz w:val="22"/>
                 <w:szCs w:val="18"/>
               </w:rPr>
               <w:t xml:space="preserve"> of a rectangle = length × width.</w:t>
@@ -321,6 +323,7 @@
           </w:tcPr>
           <w:p>
             <w:pPr>
+              <w:pStyle w:val="Heading2"/>
               <w:spacing w:before="0" w:after="40" w:line="264" w:lineRule="auto"/>
             </w:pPr>
             <w:r>
@@ -343,7 +346,7 @@
               <w:rPr>
                 <w:rFonts w:ascii="Avenir Next" w:hAnsi="Avenir Next" w:cs="Avenir Next" w:eastAsia="Avenir Next"/>
                 <w:color w:val="1A1A1A"/>
-                <w:sz w:val="17"/>
+                <w:sz w:val="22"/>
                 <w:szCs w:val="17"/>
               </w:rPr>
               <w:t xml:space="preserve">Find the perimeter and area of the rectangle with vertices (−3, 2), (4, 2), (4, −1), (−3, −1).</w:t>
@@ -362,25 +365,25 @@
                 <w:rFonts w:ascii="Avenir Next" w:hAnsi="Avenir Next" w:cs="Avenir Next" w:eastAsia="Avenir Next"/>
                 <w:b/>
                 <w:color w:val="003A70"/>
+                <w:sz w:val="22"/>
+                <w:szCs w:val="17"/>
+              </w:rPr>
+              <w:t xml:space="preserve">Step 1</w:t>
+            </w:r>
+            <w:r>
+              <w:rPr>
+                <w:rFonts w:ascii="Avenir Next" w:hAnsi="Avenir Next" w:cs="Avenir Next" w:eastAsia="Avenir Next"/>
+                <w:color w:val="1A1A1A"/>
                 <w:sz w:val="17"/>
                 <w:szCs w:val="17"/>
               </w:rPr>
-              <w:t xml:space="preserve">Step 1</w:t>
-            </w:r>
-            <w:r>
-              <w:rPr>
-                <w:rFonts w:ascii="Avenir Next" w:hAnsi="Avenir Next" w:cs="Avenir Next" w:eastAsia="Avenir Next"/>
-                <w:color w:val="1A1A1A"/>
-                <w:sz w:val="17"/>
-                <w:szCs w:val="17"/>
-              </w:rPr>
               <w:tab/>
             </w:r>
             <w:r>
               <w:rPr>
                 <w:rFonts w:ascii="Avenir Next" w:hAnsi="Avenir Next" w:cs="Avenir Next" w:eastAsia="Avenir Next"/>
                 <w:color w:val="1A1A1A"/>
-                <w:sz w:val="17"/>
+                <w:sz w:val="22"/>
                 <w:szCs w:val="17"/>
               </w:rPr>
               <w:t xml:space="preserve">Top: 3 + 4 = 7 units. Side: 2 + 1 = 3 units.</w:t>
@@ -399,25 +402,25 @@
                 <w:rFonts w:ascii="Avenir Next" w:hAnsi="Avenir Next" w:cs="Avenir Next" w:eastAsia="Avenir Next"/>
                 <w:b/>
                 <w:color w:val="003A70"/>
+                <w:sz w:val="22"/>
+                <w:szCs w:val="17"/>
+              </w:rPr>
+              <w:t xml:space="preserve">Step 2</w:t>
+            </w:r>
+            <w:r>
+              <w:rPr>
+                <w:rFonts w:ascii="Avenir Next" w:hAnsi="Avenir Next" w:cs="Avenir Next" w:eastAsia="Avenir Next"/>
+                <w:color w:val="1A1A1A"/>
                 <w:sz w:val="17"/>
                 <w:szCs w:val="17"/>
               </w:rPr>
-              <w:t xml:space="preserve">Step 2</w:t>
-            </w:r>
-            <w:r>
-              <w:rPr>
-                <w:rFonts w:ascii="Avenir Next" w:hAnsi="Avenir Next" w:cs="Avenir Next" w:eastAsia="Avenir Next"/>
-                <w:color w:val="1A1A1A"/>
-                <w:sz w:val="17"/>
-                <w:szCs w:val="17"/>
-              </w:rPr>
               <w:tab/>
             </w:r>
             <w:r>
               <w:rPr>
                 <w:rFonts w:ascii="Avenir Next" w:hAnsi="Avenir Next" w:cs="Avenir Next" w:eastAsia="Avenir Next"/>
                 <w:color w:val="1A1A1A"/>
-                <w:sz w:val="17"/>
+                <w:sz w:val="22"/>
                 <w:szCs w:val="17"/>
               </w:rPr>
               <w:t xml:space="preserve">P = 7 + 3 + 7 + 3 = 20 units. A = 7 × 3 = 21 square units.</w:t>
@@ -436,18 +439,18 @@
                 <w:rFonts w:ascii="Avenir Next" w:hAnsi="Avenir Next" w:cs="Avenir Next" w:eastAsia="Avenir Next"/>
                 <w:b/>
                 <w:color w:val="1A1A1A"/>
+                <w:sz w:val="22"/>
+                <w:szCs w:val="17"/>
+              </w:rPr>
+              <w:t xml:space="preserve">Answer</w:t>
+            </w:r>
+            <w:r>
+              <w:rPr>
+                <w:rFonts w:ascii="Avenir Next" w:hAnsi="Avenir Next" w:cs="Avenir Next" w:eastAsia="Avenir Next"/>
+                <w:color w:val="1A1A1A"/>
                 <w:sz w:val="17"/>
                 <w:szCs w:val="17"/>
               </w:rPr>
-              <w:t xml:space="preserve">Answer</w:t>
-            </w:r>
-            <w:r>
-              <w:rPr>
-                <w:rFonts w:ascii="Avenir Next" w:hAnsi="Avenir Next" w:cs="Avenir Next" w:eastAsia="Avenir Next"/>
-                <w:color w:val="1A1A1A"/>
-                <w:sz w:val="17"/>
-                <w:szCs w:val="17"/>
-              </w:rPr>
               <w:tab/>
             </w:r>
             <w:r>
@@ -455,7 +458,7 @@
                 <w:rFonts w:ascii="Avenir Next" w:hAnsi="Avenir Next" w:cs="Avenir Next" w:eastAsia="Avenir Next"/>
                 <w:b/>
                 <w:color w:val="1A1A1A"/>
-                <w:sz w:val="17"/>
+                <w:sz w:val="22"/>
                 <w:szCs w:val="17"/>
               </w:rPr>
               <w:t xml:space="preserve">P = 20 units, A = 21 square units</w:t>
@@ -505,6 +508,7 @@
           </w:tcPr>
           <w:p>
             <w:pPr>
+              <w:pStyle w:val="Heading2"/>
               <w:spacing w:before="0" w:after="40" w:line="264" w:lineRule="auto"/>
             </w:pPr>
             <w:r>
@@ -528,7 +532,7 @@
                 <w:rFonts w:ascii="Avenir Next" w:hAnsi="Avenir Next" w:cs="Avenir Next" w:eastAsia="Avenir Next"/>
                 <w:b/>
                 <w:color w:val="1A1A1A"/>
-                <w:sz w:val="21"/>
+                <w:sz w:val="22"/>
                 <w:szCs w:val="21"/>
               </w:rPr>
               <w:t xml:space="preserve">vertex</w:t>
@@ -537,7 +541,7 @@
               <w:rPr>
                 <w:rFonts w:ascii="Avenir Next" w:hAnsi="Avenir Next" w:cs="Avenir Next" w:eastAsia="Avenir Next"/>
                 <w:color w:val="5A5F66"/>
-                <w:sz w:val="21"/>
+                <w:sz w:val="22"/>
                 <w:szCs w:val="21"/>
               </w:rPr>
               <w:t xml:space="preserve"> — </w:t>
@@ -546,7 +550,7 @@
               <w:rPr>
                 <w:rFonts w:ascii="Avenir Next" w:hAnsi="Avenir Next" w:cs="Avenir Next" w:eastAsia="Avenir Next"/>
                 <w:color w:val="1A1A1A"/>
-                <w:sz w:val="21"/>
+                <w:sz w:val="22"/>
                 <w:szCs w:val="21"/>
               </w:rPr>
               <w:t xml:space="preserve">a corner point</w:t>
@@ -561,7 +565,7 @@
                 <w:rFonts w:ascii="Avenir Next" w:hAnsi="Avenir Next" w:cs="Avenir Next" w:eastAsia="Avenir Next"/>
                 <w:b/>
                 <w:color w:val="1A1A1A"/>
-                <w:sz w:val="21"/>
+                <w:sz w:val="22"/>
                 <w:szCs w:val="21"/>
               </w:rPr>
               <w:t xml:space="preserve">perimeter</w:t>
@@ -570,7 +574,7 @@
               <w:rPr>
                 <w:rFonts w:ascii="Avenir Next" w:hAnsi="Avenir Next" w:cs="Avenir Next" w:eastAsia="Avenir Next"/>
                 <w:color w:val="5A5F66"/>
-                <w:sz w:val="21"/>
+                <w:sz w:val="22"/>
                 <w:szCs w:val="21"/>
               </w:rPr>
               <w:t xml:space="preserve"> — </w:t>
@@ -579,7 +583,7 @@
               <w:rPr>
                 <w:rFonts w:ascii="Avenir Next" w:hAnsi="Avenir Next" w:cs="Avenir Next" w:eastAsia="Avenir Next"/>
                 <w:color w:val="1A1A1A"/>
-                <w:sz w:val="21"/>
+                <w:sz w:val="22"/>
                 <w:szCs w:val="21"/>
               </w:rPr>
               <w:t xml:space="preserve">distance around; add all sides</w:t>
@@ -605,7 +609,7 @@
                 <w:rFonts w:ascii="Avenir Next" w:hAnsi="Avenir Next" w:cs="Avenir Next" w:eastAsia="Avenir Next"/>
                 <w:b/>
                 <w:color w:val="1A1A1A"/>
-                <w:sz w:val="21"/>
+                <w:sz w:val="22"/>
                 <w:szCs w:val="21"/>
               </w:rPr>
               <w:t xml:space="preserve">area</w:t>
@@ -614,7 +618,7 @@
               <w:rPr>
                 <w:rFonts w:ascii="Avenir Next" w:hAnsi="Avenir Next" w:cs="Avenir Next" w:eastAsia="Avenir Next"/>
                 <w:color w:val="5A5F66"/>
-                <w:sz w:val="21"/>
+                <w:sz w:val="22"/>
                 <w:szCs w:val="21"/>
               </w:rPr>
               <w:t xml:space="preserve"> — </w:t>
@@ -623,7 +627,7 @@
               <w:rPr>
                 <w:rFonts w:ascii="Avenir Next" w:hAnsi="Avenir Next" w:cs="Avenir Next" w:eastAsia="Avenir Next"/>
                 <w:color w:val="1A1A1A"/>
-                <w:sz w:val="21"/>
+                <w:sz w:val="22"/>
                 <w:szCs w:val="21"/>
               </w:rPr>
               <w:t xml:space="preserve">space inside; length × width</w:t>
@@ -638,7 +642,7 @@
                 <w:rFonts w:ascii="Avenir Next" w:hAnsi="Avenir Next" w:cs="Avenir Next" w:eastAsia="Avenir Next"/>
                 <w:b/>
                 <w:color w:val="1A1A1A"/>
-                <w:sz w:val="21"/>
+                <w:sz w:val="22"/>
                 <w:szCs w:val="21"/>
               </w:rPr>
               <w:t xml:space="preserve">polygon</w:t>
@@ -647,7 +651,7 @@
               <w:rPr>
                 <w:rFonts w:ascii="Avenir Next" w:hAnsi="Avenir Next" w:cs="Avenir Next" w:eastAsia="Avenir Next"/>
                 <w:color w:val="5A5F66"/>
-                <w:sz w:val="21"/>
+                <w:sz w:val="22"/>
                 <w:szCs w:val="21"/>
               </w:rPr>
               <w:t xml:space="preserve"> — </w:t>
@@ -656,7 +660,7 @@
               <w:rPr>
                 <w:rFonts w:ascii="Avenir Next" w:hAnsi="Avenir Next" w:cs="Avenir Next" w:eastAsia="Avenir Next"/>
                 <w:color w:val="1A1A1A"/>
-                <w:sz w:val="21"/>
+                <w:sz w:val="22"/>
                 <w:szCs w:val="21"/>
               </w:rPr>
               <w:t xml:space="preserve">a closed shape with straight sides</w:t>
@@ -667,6 +671,7 @@
     </w:tbl>
     <w:p>
       <w:pPr>
+        <w:pStyle w:val="Heading2"/>
         <w:keepNext/>
         <w:pBdr>
           <w:bottom w:val="single" w:sz="8" w:space="3" w:color="003A70"/>
@@ -682,7 +687,7 @@
           <w:b/>
           <w:color w:val="003A70"/>
           <w:spacing w:val="14"/>
-          <w:sz w:val="21"/>
+          <w:sz w:val="22"/>
           <w:szCs w:val="21"/>
         </w:rPr>
         <w:t xml:space="preserve">PRACTICE</w:t>
@@ -701,7 +706,7 @@
           <w:rFonts w:ascii="Avenir Next" w:hAnsi="Avenir Next" w:cs="Avenir Next" w:eastAsia="Avenir Next"/>
           <w:i/>
           <w:color w:val="5A5F66"/>
-          <w:sz w:val="17"/>
+          <w:sz w:val="22"/>
           <w:szCs w:val="17"/>
         </w:rPr>
         <w:t xml:space="preserve">show your work · label units</w:t>
@@ -831,25 +836,25 @@
                       <w:rFonts w:ascii="Avenir Next" w:hAnsi="Avenir Next" w:cs="Avenir Next" w:eastAsia="Avenir Next"/>
                       <w:b/>
                       <w:color w:val="003A70"/>
+                      <w:sz w:val="22"/>
+                      <w:szCs w:val="18"/>
+                    </w:rPr>
+                    <w:t xml:space="preserve">Step 1</w:t>
+                  </w:r>
+                  <w:r>
+                    <w:rPr>
+                      <w:rFonts w:ascii="Avenir Next" w:hAnsi="Avenir Next" w:cs="Avenir Next" w:eastAsia="Avenir Next"/>
+                      <w:color w:val="1A1A1A"/>
                       <w:sz w:val="18"/>
                       <w:szCs w:val="18"/>
                     </w:rPr>
-                    <w:t xml:space="preserve">Step 1</w:t>
-                  </w:r>
-                  <w:r>
-                    <w:rPr>
-                      <w:rFonts w:ascii="Avenir Next" w:hAnsi="Avenir Next" w:cs="Avenir Next" w:eastAsia="Avenir Next"/>
-                      <w:color w:val="1A1A1A"/>
-                      <w:sz w:val="18"/>
-                      <w:szCs w:val="18"/>
-                    </w:rPr>
                     <w:tab/>
                   </w:r>
                   <w:r>
                     <w:rPr>
                       <w:rFonts w:ascii="Avenir Next" w:hAnsi="Avenir Next" w:cs="Avenir Next" w:eastAsia="Avenir Next"/>
                       <w:color w:val="1A1A1A"/>
-                      <w:sz w:val="21"/>
+                      <w:sz w:val="22"/>
                       <w:szCs w:val="21"/>
                     </w:rPr>
                     <w:t xml:space="preserve">Find AB: same y, so use the x-coordinates.</w:t>
@@ -869,25 +874,25 @@
                       <w:rFonts w:ascii="Avenir Next" w:hAnsi="Avenir Next" w:cs="Avenir Next" w:eastAsia="Avenir Next"/>
                       <w:b/>
                       <w:color w:val="003A70"/>
+                      <w:sz w:val="22"/>
+                      <w:szCs w:val="18"/>
+                    </w:rPr>
+                    <w:t xml:space="preserve">Step 2</w:t>
+                  </w:r>
+                  <w:r>
+                    <w:rPr>
+                      <w:rFonts w:ascii="Avenir Next" w:hAnsi="Avenir Next" w:cs="Avenir Next" w:eastAsia="Avenir Next"/>
+                      <w:color w:val="1A1A1A"/>
                       <w:sz w:val="18"/>
                       <w:szCs w:val="18"/>
                     </w:rPr>
-                    <w:t xml:space="preserve">Step 2</w:t>
-                  </w:r>
-                  <w:r>
-                    <w:rPr>
-                      <w:rFonts w:ascii="Avenir Next" w:hAnsi="Avenir Next" w:cs="Avenir Next" w:eastAsia="Avenir Next"/>
-                      <w:color w:val="1A1A1A"/>
-                      <w:sz w:val="18"/>
-                      <w:szCs w:val="18"/>
-                    </w:rPr>
                     <w:tab/>
                   </w:r>
                   <w:r>
                     <w:rPr>
                       <w:rFonts w:ascii="Avenir Next" w:hAnsi="Avenir Next" w:cs="Avenir Next" w:eastAsia="Avenir Next"/>
                       <w:color w:val="1A1A1A"/>
-                      <w:sz w:val="21"/>
+                      <w:sz w:val="22"/>
                       <w:szCs w:val="21"/>
                     </w:rPr>
                     <w:t xml:space="preserve">Find BC: same x, so use the y-coordinates.</w:t>
@@ -907,25 +912,25 @@
                       <w:rFonts w:ascii="Avenir Next" w:hAnsi="Avenir Next" w:cs="Avenir Next" w:eastAsia="Avenir Next"/>
                       <w:b/>
                       <w:color w:val="003A70"/>
+                      <w:sz w:val="22"/>
+                      <w:szCs w:val="18"/>
+                    </w:rPr>
+                    <w:t xml:space="preserve">Step 3</w:t>
+                  </w:r>
+                  <w:r>
+                    <w:rPr>
+                      <w:rFonts w:ascii="Avenir Next" w:hAnsi="Avenir Next" w:cs="Avenir Next" w:eastAsia="Avenir Next"/>
+                      <w:color w:val="1A1A1A"/>
                       <w:sz w:val="18"/>
                       <w:szCs w:val="18"/>
                     </w:rPr>
-                    <w:t xml:space="preserve">Step 3</w:t>
-                  </w:r>
-                  <w:r>
-                    <w:rPr>
-                      <w:rFonts w:ascii="Avenir Next" w:hAnsi="Avenir Next" w:cs="Avenir Next" w:eastAsia="Avenir Next"/>
-                      <w:color w:val="1A1A1A"/>
-                      <w:sz w:val="18"/>
-                      <w:szCs w:val="18"/>
-                    </w:rPr>
                     <w:tab/>
                   </w:r>
                   <w:r>
                     <w:rPr>
                       <w:rFonts w:ascii="Avenir Next" w:hAnsi="Avenir Next" w:cs="Avenir Next" w:eastAsia="Avenir Next"/>
                       <w:color w:val="1A1A1A"/>
-                      <w:sz w:val="21"/>
+                      <w:sz w:val="22"/>
                       <w:szCs w:val="21"/>
                     </w:rPr>
                     <w:t xml:space="preserve">Perimeter: </w:t>
@@ -935,7 +940,7 @@
                       <w:rFonts w:ascii="Avenir Next" w:hAnsi="Avenir Next" w:cs="Avenir Next" w:eastAsia="Avenir Next"/>
                       <w:b/>
                       <w:color w:val="1A1A1A"/>
-                      <w:sz w:val="21"/>
+                      <w:sz w:val="22"/>
                       <w:szCs w:val="21"/>
                     </w:rPr>
                     <w:t xml:space="preserve">add</w:t>
@@ -944,7 +949,7 @@
                     <w:rPr>
                       <w:rFonts w:ascii="Avenir Next" w:hAnsi="Avenir Next" w:cs="Avenir Next" w:eastAsia="Avenir Next"/>
                       <w:color w:val="1A1A1A"/>
-                      <w:sz w:val="21"/>
+                      <w:sz w:val="22"/>
                       <w:szCs w:val="21"/>
                     </w:rPr>
                     <w:t xml:space="preserve"> 4 sides. Area: </w:t>
@@ -954,7 +959,7 @@
                       <w:rFonts w:ascii="Avenir Next" w:hAnsi="Avenir Next" w:cs="Avenir Next" w:eastAsia="Avenir Next"/>
                       <w:b/>
                       <w:color w:val="1A1A1A"/>
-                      <w:sz w:val="21"/>
+                      <w:sz w:val="22"/>
                       <w:szCs w:val="21"/>
                     </w:rPr>
                     <w:t xml:space="preserve">multiply</w:t>
@@ -963,7 +968,7 @@
                     <w:rPr>
                       <w:rFonts w:ascii="Avenir Next" w:hAnsi="Avenir Next" w:cs="Avenir Next" w:eastAsia="Avenir Next"/>
                       <w:color w:val="1A1A1A"/>
-                      <w:sz w:val="21"/>
+                      <w:sz w:val="22"/>
                       <w:szCs w:val="21"/>
                     </w:rPr>
                     <w:t xml:space="preserve">.</w:t>
@@ -1248,7 +1253,7 @@
                     <w:drawing>
                       <wp:inline distT="0" distB="0" distL="0" distR="0">
                         <wp:extent cx="1828800" cy="1845128"/>
-                        <wp:docPr id="1" name="Figure 1"/>
+                        <wp:docPr id="1" name="Figure 1" descr="Coordinate grid. Horizontal axis x: -5 to 5, ticks every 1. Vertical axis y: -5 to 5, ticks every 1. Points: x: -4; y: 3; label: A, x: 2; y: 3; label: B, x: 2; y: -2; label: C, x: -4; y: -2; label: D. Segments: -4, 3, 2, 3, 2, 3, 2, -2, 2, -2, -4, -2, -4, -2, -4, 3."/>
                         <a:graphic xmlns:a="http://schemas.openxmlformats.org/drawingml/2006/main">
                           <a:graphicData uri="http://schemas.openxmlformats.org/drawingml/2006/picture">
                             <pic:pic xmlns:pic="http://schemas.openxmlformats.org/drawingml/2006/picture">
@@ -1418,25 +1423,25 @@
                       <w:rFonts w:ascii="Avenir Next" w:hAnsi="Avenir Next" w:cs="Avenir Next" w:eastAsia="Avenir Next"/>
                       <w:b/>
                       <w:color w:val="003A70"/>
+                      <w:sz w:val="22"/>
+                      <w:szCs w:val="18"/>
+                    </w:rPr>
+                    <w:t xml:space="preserve">Step 1</w:t>
+                  </w:r>
+                  <w:r>
+                    <w:rPr>
+                      <w:rFonts w:ascii="Avenir Next" w:hAnsi="Avenir Next" w:cs="Avenir Next" w:eastAsia="Avenir Next"/>
+                      <w:color w:val="1A1A1A"/>
                       <w:sz w:val="18"/>
                       <w:szCs w:val="18"/>
                     </w:rPr>
-                    <w:t xml:space="preserve">Step 1</w:t>
-                  </w:r>
-                  <w:r>
-                    <w:rPr>
-                      <w:rFonts w:ascii="Avenir Next" w:hAnsi="Avenir Next" w:cs="Avenir Next" w:eastAsia="Avenir Next"/>
-                      <w:color w:val="1A1A1A"/>
-                      <w:sz w:val="18"/>
-                      <w:szCs w:val="18"/>
-                    </w:rPr>
                     <w:tab/>
                   </w:r>
                   <w:r>
                     <w:rPr>
                       <w:rFonts w:ascii="Avenir Next" w:hAnsi="Avenir Next" w:cs="Avenir Next" w:eastAsia="Avenir Next"/>
                       <w:color w:val="1A1A1A"/>
-                      <w:sz w:val="21"/>
+                      <w:sz w:val="22"/>
                       <w:szCs w:val="21"/>
                     </w:rPr>
                     <w:t xml:space="preserve">Plot the three points and connect them.</w:t>
@@ -1456,25 +1461,25 @@
                       <w:rFonts w:ascii="Avenir Next" w:hAnsi="Avenir Next" w:cs="Avenir Next" w:eastAsia="Avenir Next"/>
                       <w:b/>
                       <w:color w:val="003A70"/>
+                      <w:sz w:val="22"/>
+                      <w:szCs w:val="18"/>
+                    </w:rPr>
+                    <w:t xml:space="preserve">Step 2</w:t>
+                  </w:r>
+                  <w:r>
+                    <w:rPr>
+                      <w:rFonts w:ascii="Avenir Next" w:hAnsi="Avenir Next" w:cs="Avenir Next" w:eastAsia="Avenir Next"/>
+                      <w:color w:val="1A1A1A"/>
                       <w:sz w:val="18"/>
                       <w:szCs w:val="18"/>
                     </w:rPr>
-                    <w:t xml:space="preserve">Step 2</w:t>
-                  </w:r>
-                  <w:r>
-                    <w:rPr>
-                      <w:rFonts w:ascii="Avenir Next" w:hAnsi="Avenir Next" w:cs="Avenir Next" w:eastAsia="Avenir Next"/>
-                      <w:color w:val="1A1A1A"/>
-                      <w:sz w:val="18"/>
-                      <w:szCs w:val="18"/>
-                    </w:rPr>
                     <w:tab/>
                   </w:r>
                   <w:r>
                     <w:rPr>
                       <w:rFonts w:ascii="Avenir Next" w:hAnsi="Avenir Next" w:cs="Avenir Next" w:eastAsia="Avenir Next"/>
                       <w:color w:val="1A1A1A"/>
-                      <w:sz w:val="21"/>
+                      <w:sz w:val="22"/>
                       <w:szCs w:val="21"/>
                     </w:rPr>
                     <w:t xml:space="preserve">Find the base and the height.</w:t>
@@ -1494,25 +1499,25 @@
                       <w:rFonts w:ascii="Avenir Next" w:hAnsi="Avenir Next" w:cs="Avenir Next" w:eastAsia="Avenir Next"/>
                       <w:b/>
                       <w:color w:val="003A70"/>
+                      <w:sz w:val="22"/>
+                      <w:szCs w:val="18"/>
+                    </w:rPr>
+                    <w:t xml:space="preserve">Step 3</w:t>
+                  </w:r>
+                  <w:r>
+                    <w:rPr>
+                      <w:rFonts w:ascii="Avenir Next" w:hAnsi="Avenir Next" w:cs="Avenir Next" w:eastAsia="Avenir Next"/>
+                      <w:color w:val="1A1A1A"/>
                       <w:sz w:val="18"/>
                       <w:szCs w:val="18"/>
                     </w:rPr>
-                    <w:t xml:space="preserve">Step 3</w:t>
-                  </w:r>
-                  <w:r>
-                    <w:rPr>
-                      <w:rFonts w:ascii="Avenir Next" w:hAnsi="Avenir Next" w:cs="Avenir Next" w:eastAsia="Avenir Next"/>
-                      <w:color w:val="1A1A1A"/>
-                      <w:sz w:val="18"/>
-                      <w:szCs w:val="18"/>
-                    </w:rPr>
                     <w:tab/>
                   </w:r>
                   <w:r>
                     <w:rPr>
                       <w:rFonts w:ascii="Avenir Next" w:hAnsi="Avenir Next" w:cs="Avenir Next" w:eastAsia="Avenir Next"/>
                       <w:color w:val="1A1A1A"/>
-                      <w:sz w:val="21"/>
+                      <w:sz w:val="22"/>
                       <w:szCs w:val="21"/>
                     </w:rPr>
                     <w:t xml:space="preserve">Area = 1/2 × base × height.</w:t>
@@ -1731,7 +1736,7 @@
                     <w:drawing>
                       <wp:inline distT="0" distB="0" distL="0" distR="0">
                         <wp:extent cx="1828800" cy="1845128"/>
-                        <wp:docPr id="2" name="Figure 2"/>
+                        <wp:docPr id="2" name="Figure 2" descr="Coordinate grid. Horizontal axis x: -5 to 5, ticks every 1. Vertical axis y: -5 to 5, ticks every 1. Blank grid for the student to plot."/>
                         <a:graphic xmlns:a="http://schemas.openxmlformats.org/drawingml/2006/main">
                           <a:graphicData uri="http://schemas.openxmlformats.org/drawingml/2006/picture">
                             <pic:pic xmlns:pic="http://schemas.openxmlformats.org/drawingml/2006/picture">
@@ -1896,25 +1901,25 @@
                 <w:rFonts w:ascii="Avenir Next" w:hAnsi="Avenir Next" w:cs="Avenir Next" w:eastAsia="Avenir Next"/>
                 <w:b/>
                 <w:color w:val="003A70"/>
+                <w:sz w:val="22"/>
+                <w:szCs w:val="18"/>
+              </w:rPr>
+              <w:t xml:space="preserve">Step 1</w:t>
+            </w:r>
+            <w:r>
+              <w:rPr>
+                <w:rFonts w:ascii="Avenir Next" w:hAnsi="Avenir Next" w:cs="Avenir Next" w:eastAsia="Avenir Next"/>
+                <w:color w:val="1A1A1A"/>
                 <w:sz w:val="18"/>
                 <w:szCs w:val="18"/>
               </w:rPr>
-              <w:t xml:space="preserve">Step 1</w:t>
-            </w:r>
-            <w:r>
-              <w:rPr>
-                <w:rFonts w:ascii="Avenir Next" w:hAnsi="Avenir Next" w:cs="Avenir Next" w:eastAsia="Avenir Next"/>
-                <w:color w:val="1A1A1A"/>
-                <w:sz w:val="18"/>
-                <w:szCs w:val="18"/>
-              </w:rPr>
               <w:tab/>
             </w:r>
             <w:r>
               <w:rPr>
                 <w:rFonts w:ascii="Avenir Next" w:hAnsi="Avenir Next" w:cs="Avenir Next" w:eastAsia="Avenir Next"/>
                 <w:color w:val="1A1A1A"/>
-                <w:sz w:val="21"/>
+                <w:sz w:val="22"/>
                 <w:szCs w:val="21"/>
               </w:rPr>
               <w:t xml:space="preserve">Find the length of the top side.</w:t>
@@ -1934,25 +1939,25 @@
                 <w:rFonts w:ascii="Avenir Next" w:hAnsi="Avenir Next" w:cs="Avenir Next" w:eastAsia="Avenir Next"/>
                 <w:b/>
                 <w:color w:val="003A70"/>
+                <w:sz w:val="22"/>
+                <w:szCs w:val="18"/>
+              </w:rPr>
+              <w:t xml:space="preserve">Step 2</w:t>
+            </w:r>
+            <w:r>
+              <w:rPr>
+                <w:rFonts w:ascii="Avenir Next" w:hAnsi="Avenir Next" w:cs="Avenir Next" w:eastAsia="Avenir Next"/>
+                <w:color w:val="1A1A1A"/>
                 <w:sz w:val="18"/>
                 <w:szCs w:val="18"/>
               </w:rPr>
-              <w:t xml:space="preserve">Step 2</w:t>
-            </w:r>
-            <w:r>
-              <w:rPr>
-                <w:rFonts w:ascii="Avenir Next" w:hAnsi="Avenir Next" w:cs="Avenir Next" w:eastAsia="Avenir Next"/>
-                <w:color w:val="1A1A1A"/>
-                <w:sz w:val="18"/>
-                <w:szCs w:val="18"/>
-              </w:rPr>
               <w:tab/>
             </w:r>
             <w:r>
               <w:rPr>
                 <w:rFonts w:ascii="Avenir Next" w:hAnsi="Avenir Next" w:cs="Avenir Next" w:eastAsia="Avenir Next"/>
                 <w:color w:val="1A1A1A"/>
-                <w:sz w:val="21"/>
+                <w:sz w:val="22"/>
                 <w:szCs w:val="21"/>
               </w:rPr>
               <w:t xml:space="preserve">Find the length of the left side.</w:t>
@@ -1972,25 +1977,25 @@
                 <w:rFonts w:ascii="Avenir Next" w:hAnsi="Avenir Next" w:cs="Avenir Next" w:eastAsia="Avenir Next"/>
                 <w:b/>
                 <w:color w:val="003A70"/>
+                <w:sz w:val="22"/>
+                <w:szCs w:val="18"/>
+              </w:rPr>
+              <w:t xml:space="preserve">Step 3</w:t>
+            </w:r>
+            <w:r>
+              <w:rPr>
+                <w:rFonts w:ascii="Avenir Next" w:hAnsi="Avenir Next" w:cs="Avenir Next" w:eastAsia="Avenir Next"/>
+                <w:color w:val="1A1A1A"/>
                 <w:sz w:val="18"/>
                 <w:szCs w:val="18"/>
               </w:rPr>
-              <w:t xml:space="preserve">Step 3</w:t>
-            </w:r>
-            <w:r>
-              <w:rPr>
-                <w:rFonts w:ascii="Avenir Next" w:hAnsi="Avenir Next" w:cs="Avenir Next" w:eastAsia="Avenir Next"/>
-                <w:color w:val="1A1A1A"/>
-                <w:sz w:val="18"/>
-                <w:szCs w:val="18"/>
-              </w:rPr>
               <w:tab/>
             </w:r>
             <w:r>
               <w:rPr>
                 <w:rFonts w:ascii="Avenir Next" w:hAnsi="Avenir Next" w:cs="Avenir Next" w:eastAsia="Avenir Next"/>
                 <w:color w:val="1A1A1A"/>
-                <w:sz w:val="21"/>
+                <w:sz w:val="22"/>
                 <w:szCs w:val="21"/>
               </w:rPr>
               <w:t xml:space="preserve">Add all four sides.</w:t>
@@ -2009,25 +2014,25 @@
                 <w:rFonts w:ascii="Avenir Next" w:hAnsi="Avenir Next" w:cs="Avenir Next" w:eastAsia="Avenir Next"/>
                 <w:b/>
                 <w:color w:val="1A1A1A"/>
+                <w:sz w:val="22"/>
+                <w:szCs w:val="18"/>
+              </w:rPr>
+              <w:t xml:space="preserve">Answer</w:t>
+            </w:r>
+            <w:r>
+              <w:rPr>
+                <w:rFonts w:ascii="Avenir Next" w:hAnsi="Avenir Next" w:cs="Avenir Next" w:eastAsia="Avenir Next"/>
+                <w:color w:val="1A1A1A"/>
                 <w:sz w:val="18"/>
                 <w:szCs w:val="18"/>
               </w:rPr>
-              <w:t xml:space="preserve">Answer</w:t>
-            </w:r>
-            <w:r>
-              <w:rPr>
-                <w:rFonts w:ascii="Avenir Next" w:hAnsi="Avenir Next" w:cs="Avenir Next" w:eastAsia="Avenir Next"/>
-                <w:color w:val="1A1A1A"/>
-                <w:sz w:val="18"/>
-                <w:szCs w:val="18"/>
-              </w:rPr>
               <w:tab/>
             </w:r>
             <w:r>
               <w:rPr>
                 <w:rFonts w:ascii="Avenir Next" w:hAnsi="Avenir Next" w:cs="Avenir Next" w:eastAsia="Avenir Next"/>
                 <w:color w:val="1A1A1A"/>
-                <w:sz w:val="18"/>
+                <w:sz w:val="22"/>
                 <w:szCs w:val="18"/>
               </w:rPr>
               <w:t xml:space="preserve">  m</w:t>
@@ -2140,25 +2145,25 @@
                 <w:rFonts w:ascii="Avenir Next" w:hAnsi="Avenir Next" w:cs="Avenir Next" w:eastAsia="Avenir Next"/>
                 <w:b/>
                 <w:color w:val="1A1A1A"/>
+                <w:sz w:val="22"/>
+                <w:szCs w:val="18"/>
+              </w:rPr>
+              <w:t xml:space="preserve">Answer</w:t>
+            </w:r>
+            <w:r>
+              <w:rPr>
+                <w:rFonts w:ascii="Avenir Next" w:hAnsi="Avenir Next" w:cs="Avenir Next" w:eastAsia="Avenir Next"/>
+                <w:color w:val="1A1A1A"/>
                 <w:sz w:val="18"/>
                 <w:szCs w:val="18"/>
               </w:rPr>
-              <w:t xml:space="preserve">Answer</w:t>
-            </w:r>
-            <w:r>
-              <w:rPr>
-                <w:rFonts w:ascii="Avenir Next" w:hAnsi="Avenir Next" w:cs="Avenir Next" w:eastAsia="Avenir Next"/>
-                <w:color w:val="1A1A1A"/>
-                <w:sz w:val="18"/>
-                <w:szCs w:val="18"/>
-              </w:rPr>
               <w:tab/>
             </w:r>
             <w:r>
               <w:rPr>
                 <w:rFonts w:ascii="Avenir Next" w:hAnsi="Avenir Next" w:cs="Avenir Next" w:eastAsia="Avenir Next"/>
                 <w:color w:val="1A1A1A"/>
-                <w:sz w:val="18"/>
+                <w:sz w:val="22"/>
                 <w:szCs w:val="18"/>
               </w:rPr>
               <w:t xml:space="preserve">  units</w:t>
@@ -2269,7 +2274,7 @@
                 <w:rFonts w:ascii="Avenir Next" w:hAnsi="Avenir Next" w:cs="Avenir Next" w:eastAsia="Avenir Next"/>
                 <w:b/>
                 <w:color w:val="003A70"/>
-                <w:sz w:val="17"/>
+                <w:sz w:val="22"/>
                 <w:szCs w:val="17"/>
               </w:rPr>
               <w:t xml:space="preserve">Frame  </w:t>
@@ -2279,10 +2284,30 @@
                 <w:rFonts w:ascii="Avenir Next" w:hAnsi="Avenir Next" w:cs="Avenir Next" w:eastAsia="Avenir Next"/>
                 <w:i/>
                 <w:color w:val="1A1A1A"/>
+                <w:sz w:val="22"/>
+                <w:szCs w:val="18"/>
+              </w:rPr>
+              <w:t xml:space="preserve">The fourth corner is </w:t>
+            </w:r>
+            <w:r>
+              <w:rPr>
+                <w:rFonts w:ascii="Avenir Next" w:hAnsi="Avenir Next" w:cs="Avenir Next" w:eastAsia="Avenir Next"/>
+                <w:color w:val="1A1A1A"/>
                 <w:sz w:val="18"/>
                 <w:szCs w:val="18"/>
-              </w:rPr>
-              <w:t xml:space="preserve">The fourth corner is </w:t>
+                <w:u w:val="single"/>
+              </w:rPr>
+              <w:t xml:space="preserve">      </w:t>
+            </w:r>
+            <w:r>
+              <w:rPr>
+                <w:rFonts w:ascii="Avenir Next" w:hAnsi="Avenir Next" w:cs="Avenir Next" w:eastAsia="Avenir Next"/>
+                <w:i/>
+                <w:color w:val="1A1A1A"/>
+                <w:sz w:val="22"/>
+                <w:szCs w:val="18"/>
+              </w:rPr>
+              <w:t xml:space="preserve">. It has the same x as </w:t>
             </w:r>
             <w:r>
               <w:rPr>
@@ -2299,17 +2324,17 @@
                 <w:rFonts w:ascii="Avenir Next" w:hAnsi="Avenir Next" w:cs="Avenir Next" w:eastAsia="Avenir Next"/>
                 <w:i/>
                 <w:color w:val="1A1A1A"/>
+                <w:sz w:val="22"/>
+                <w:szCs w:val="18"/>
+              </w:rPr>
+              <w:t xml:space="preserve"> and the same y as </w:t>
+            </w:r>
+            <w:r>
+              <w:rPr>
+                <w:rFonts w:ascii="Avenir Next" w:hAnsi="Avenir Next" w:cs="Avenir Next" w:eastAsia="Avenir Next"/>
+                <w:color w:val="1A1A1A"/>
                 <w:sz w:val="18"/>
                 <w:szCs w:val="18"/>
-              </w:rPr>
-              <w:t xml:space="preserve">. It has the same x as </w:t>
-            </w:r>
-            <w:r>
-              <w:rPr>
-                <w:rFonts w:ascii="Avenir Next" w:hAnsi="Avenir Next" w:cs="Avenir Next" w:eastAsia="Avenir Next"/>
-                <w:color w:val="1A1A1A"/>
-                <w:sz w:val="18"/>
-                <w:szCs w:val="18"/>
                 <w:u w:val="single"/>
               </w:rPr>
               <w:t xml:space="preserve">      </w:t>
@@ -2319,27 +2344,7 @@
                 <w:rFonts w:ascii="Avenir Next" w:hAnsi="Avenir Next" w:cs="Avenir Next" w:eastAsia="Avenir Next"/>
                 <w:i/>
                 <w:color w:val="1A1A1A"/>
-                <w:sz w:val="18"/>
-                <w:szCs w:val="18"/>
-              </w:rPr>
-              <w:t xml:space="preserve"> and the same y as </w:t>
-            </w:r>
-            <w:r>
-              <w:rPr>
-                <w:rFonts w:ascii="Avenir Next" w:hAnsi="Avenir Next" w:cs="Avenir Next" w:eastAsia="Avenir Next"/>
-                <w:color w:val="1A1A1A"/>
-                <w:sz w:val="18"/>
-                <w:szCs w:val="18"/>
-                <w:u w:val="single"/>
-              </w:rPr>
-              <w:t xml:space="preserve">      </w:t>
-            </w:r>
-            <w:r>
-              <w:rPr>
-                <w:rFonts w:ascii="Avenir Next" w:hAnsi="Avenir Next" w:cs="Avenir Next" w:eastAsia="Avenir Next"/>
-                <w:i/>
-                <w:color w:val="1A1A1A"/>
-                <w:sz w:val="18"/>
+                <w:sz w:val="22"/>
                 <w:szCs w:val="18"/>
               </w:rPr>
               <w:t xml:space="preserve">.</w:t>
@@ -2358,7 +2363,7 @@
                 <w:rFonts w:ascii="Avenir Next" w:hAnsi="Avenir Next" w:cs="Avenir Next" w:eastAsia="Avenir Next"/>
                 <w:b/>
                 <w:color w:val="1A1A1A"/>
-                <w:sz w:val="18"/>
+                <w:sz w:val="22"/>
                 <w:szCs w:val="18"/>
               </w:rPr>
               <w:t xml:space="preserve">Answer</w:t>
@@ -2425,6 +2430,7 @@
           </w:tcPr>
           <w:p>
             <w:pPr>
+              <w:pStyle w:val="Heading2"/>
               <w:spacing w:before="0" w:after="0" w:line="240" w:lineRule="auto"/>
             </w:pPr>
             <w:r>
@@ -2462,7 +2468,7 @@
               <w:rPr>
                 <w:rFonts w:ascii="Avenir Next" w:hAnsi="Avenir Next" w:cs="Avenir Next" w:eastAsia="Avenir Next"/>
                 <w:color w:val="1A1A1A"/>
-                <w:sz w:val="17"/>
+                <w:sz w:val="22"/>
                 <w:szCs w:val="17"/>
               </w:rPr>
               <w:t xml:space="preserve">  I can do this on my own</w:t>
@@ -2491,7 +2497,7 @@
               <w:rPr>
                 <w:rFonts w:ascii="Avenir Next" w:hAnsi="Avenir Next" w:cs="Avenir Next" w:eastAsia="Avenir Next"/>
                 <w:color w:val="1A1A1A"/>
-                <w:sz w:val="17"/>
+                <w:sz w:val="22"/>
                 <w:szCs w:val="17"/>
               </w:rPr>
               <w:t xml:space="preserve">  I need a little help</w:t>
@@ -2520,7 +2526,7 @@
               <w:rPr>
                 <w:rFonts w:ascii="Avenir Next" w:hAnsi="Avenir Next" w:cs="Avenir Next" w:eastAsia="Avenir Next"/>
                 <w:color w:val="1A1A1A"/>
-                <w:sz w:val="17"/>
+                <w:sz w:val="22"/>
                 <w:szCs w:val="17"/>
               </w:rPr>
               <w:t xml:space="preserve">  I have a question about #</w:t>
@@ -2616,14 +2622,15 @@
           <w:caps/>
           <w:color w:val="003A70"/>
           <w:spacing w:val="12"/>
-          <w:sz w:val="21"/>
+          <w:sz w:val="22"/>
           <w:szCs w:val="21"/>
         </w:rPr>
-        <w:t xml:space="preserve">Lesson 7-7  ·  Homework Packet  ·  Level 1  ·  Sheet 2 of 2</w:t>
+        <w:t xml:space="preserve">Lesson 7-7  ·  Homework Packet  ·  Supported  ·  Session 2 · pages 3–4</w:t>
       </w:r>
     </w:p>
     <w:p>
       <w:pPr>
+        <w:pStyle w:val="Heading1"/>
         <w:keepNext/>
         <w:spacing w:before="0" w:after="10" w:line="240" w:lineRule="auto"/>
       </w:pPr>
@@ -2649,7 +2656,7 @@
         <w:rPr>
           <w:rFonts w:ascii="Avenir Next" w:hAnsi="Avenir Next" w:cs="Avenir Next" w:eastAsia="Avenir Next"/>
           <w:color w:val="5A5F66"/>
-          <w:sz w:val="17"/>
+          <w:sz w:val="22"/>
           <w:szCs w:val="17"/>
         </w:rPr>
         <w:t xml:space="preserve">Maryland Standard 6.G.A.3   ·   Learning target — I can use a scale to find a missing dimension of a figure on the coordinate plane.</w:t>
@@ -2696,6 +2703,7 @@
           </w:tcPr>
           <w:p>
             <w:pPr>
+              <w:pStyle w:val="Heading2"/>
               <w:spacing w:before="0" w:after="40" w:line="264" w:lineRule="auto"/>
             </w:pPr>
             <w:r>
@@ -2723,25 +2731,25 @@
                 <w:rFonts w:ascii="Avenir Next" w:hAnsi="Avenir Next" w:cs="Avenir Next" w:eastAsia="Avenir Next"/>
                 <w:b/>
                 <w:color w:val="003A70"/>
+                <w:sz w:val="22"/>
+                <w:szCs w:val="18"/>
+              </w:rPr>
+              <w:t xml:space="preserve">•</w:t>
+            </w:r>
+            <w:r>
+              <w:rPr>
+                <w:rFonts w:ascii="Avenir Next" w:hAnsi="Avenir Next" w:cs="Avenir Next" w:eastAsia="Avenir Next"/>
+                <w:color w:val="1A1A1A"/>
                 <w:sz w:val="18"/>
                 <w:szCs w:val="18"/>
               </w:rPr>
-              <w:t xml:space="preserve">•</w:t>
-            </w:r>
-            <w:r>
-              <w:rPr>
-                <w:rFonts w:ascii="Avenir Next" w:hAnsi="Avenir Next" w:cs="Avenir Next" w:eastAsia="Avenir Next"/>
-                <w:color w:val="1A1A1A"/>
-                <w:sz w:val="18"/>
-                <w:szCs w:val="18"/>
-              </w:rPr>
               <w:tab/>
             </w:r>
             <w:r>
               <w:rPr>
                 <w:rFonts w:ascii="Avenir Next" w:hAnsi="Avenir Next" w:cs="Avenir Next" w:eastAsia="Avenir Next"/>
                 <w:color w:val="1A1A1A"/>
-                <w:sz w:val="18"/>
+                <w:sz w:val="22"/>
                 <w:szCs w:val="18"/>
               </w:rPr>
               <w:t xml:space="preserve">A </w:t>
@@ -2751,7 +2759,7 @@
                 <w:rFonts w:ascii="Avenir Next" w:hAnsi="Avenir Next" w:cs="Avenir Next" w:eastAsia="Avenir Next"/>
                 <w:b/>
                 <w:color w:val="1A1A1A"/>
-                <w:sz w:val="18"/>
+                <w:sz w:val="22"/>
                 <w:szCs w:val="18"/>
               </w:rPr>
               <w:t xml:space="preserve">scale</w:t>
@@ -2760,7 +2768,7 @@
               <w:rPr>
                 <w:rFonts w:ascii="Avenir Next" w:hAnsi="Avenir Next" w:cs="Avenir Next" w:eastAsia="Avenir Next"/>
                 <w:color w:val="1A1A1A"/>
-                <w:sz w:val="18"/>
+                <w:sz w:val="22"/>
                 <w:szCs w:val="18"/>
               </w:rPr>
               <w:t xml:space="preserve"> tells what 1 grid unit stands for, like 1 unit = 5 ft.</w:t>
@@ -2779,25 +2787,25 @@
                 <w:rFonts w:ascii="Avenir Next" w:hAnsi="Avenir Next" w:cs="Avenir Next" w:eastAsia="Avenir Next"/>
                 <w:b/>
                 <w:color w:val="003A70"/>
+                <w:sz w:val="22"/>
+                <w:szCs w:val="18"/>
+              </w:rPr>
+              <w:t xml:space="preserve">•</w:t>
+            </w:r>
+            <w:r>
+              <w:rPr>
+                <w:rFonts w:ascii="Avenir Next" w:hAnsi="Avenir Next" w:cs="Avenir Next" w:eastAsia="Avenir Next"/>
+                <w:color w:val="1A1A1A"/>
                 <w:sz w:val="18"/>
                 <w:szCs w:val="18"/>
               </w:rPr>
-              <w:t xml:space="preserve">•</w:t>
-            </w:r>
-            <w:r>
-              <w:rPr>
-                <w:rFonts w:ascii="Avenir Next" w:hAnsi="Avenir Next" w:cs="Avenir Next" w:eastAsia="Avenir Next"/>
-                <w:color w:val="1A1A1A"/>
-                <w:sz w:val="18"/>
-                <w:szCs w:val="18"/>
-              </w:rPr>
               <w:tab/>
             </w:r>
             <w:r>
               <w:rPr>
                 <w:rFonts w:ascii="Avenir Next" w:hAnsi="Avenir Next" w:cs="Avenir Next" w:eastAsia="Avenir Next"/>
                 <w:color w:val="1A1A1A"/>
-                <w:sz w:val="18"/>
+                <w:sz w:val="22"/>
                 <w:szCs w:val="18"/>
               </w:rPr>
               <w:t xml:space="preserve">Real length = grid units × scale.</w:t>
@@ -2816,25 +2824,25 @@
                 <w:rFonts w:ascii="Avenir Next" w:hAnsi="Avenir Next" w:cs="Avenir Next" w:eastAsia="Avenir Next"/>
                 <w:b/>
                 <w:color w:val="003A70"/>
+                <w:sz w:val="22"/>
+                <w:szCs w:val="18"/>
+              </w:rPr>
+              <w:t xml:space="preserve">•</w:t>
+            </w:r>
+            <w:r>
+              <w:rPr>
+                <w:rFonts w:ascii="Avenir Next" w:hAnsi="Avenir Next" w:cs="Avenir Next" w:eastAsia="Avenir Next"/>
+                <w:color w:val="1A1A1A"/>
                 <w:sz w:val="18"/>
                 <w:szCs w:val="18"/>
               </w:rPr>
-              <w:t xml:space="preserve">•</w:t>
-            </w:r>
-            <w:r>
-              <w:rPr>
-                <w:rFonts w:ascii="Avenir Next" w:hAnsi="Avenir Next" w:cs="Avenir Next" w:eastAsia="Avenir Next"/>
-                <w:color w:val="1A1A1A"/>
-                <w:sz w:val="18"/>
-                <w:szCs w:val="18"/>
-              </w:rPr>
               <w:tab/>
             </w:r>
             <w:r>
               <w:rPr>
                 <w:rFonts w:ascii="Avenir Next" w:hAnsi="Avenir Next" w:cs="Avenir Next" w:eastAsia="Avenir Next"/>
                 <w:color w:val="1A1A1A"/>
-                <w:sz w:val="18"/>
+                <w:sz w:val="22"/>
                 <w:szCs w:val="18"/>
               </w:rPr>
               <w:t xml:space="preserve">Missing side = area ÷ known side.</w:t>
@@ -2849,6 +2857,7 @@
           </w:tcPr>
           <w:p>
             <w:pPr>
+              <w:pStyle w:val="Heading2"/>
               <w:spacing w:before="0" w:after="40" w:line="264" w:lineRule="auto"/>
             </w:pPr>
             <w:r>
@@ -2871,7 +2880,7 @@
               <w:rPr>
                 <w:rFonts w:ascii="Avenir Next" w:hAnsi="Avenir Next" w:cs="Avenir Next" w:eastAsia="Avenir Next"/>
                 <w:color w:val="1A1A1A"/>
-                <w:sz w:val="17"/>
+                <w:sz w:val="22"/>
                 <w:szCs w:val="17"/>
               </w:rPr>
               <w:t xml:space="preserve">1 unit = 5 ft. A rectangle’s sides run from (−2, 3) to (4, 3) and from (4, 3) to (4, −1). Find its real size.</w:t>
@@ -2890,25 +2899,25 @@
                 <w:rFonts w:ascii="Avenir Next" w:hAnsi="Avenir Next" w:cs="Avenir Next" w:eastAsia="Avenir Next"/>
                 <w:b/>
                 <w:color w:val="003A70"/>
+                <w:sz w:val="22"/>
+                <w:szCs w:val="17"/>
+              </w:rPr>
+              <w:t xml:space="preserve">Step 1</w:t>
+            </w:r>
+            <w:r>
+              <w:rPr>
+                <w:rFonts w:ascii="Avenir Next" w:hAnsi="Avenir Next" w:cs="Avenir Next" w:eastAsia="Avenir Next"/>
+                <w:color w:val="1A1A1A"/>
                 <w:sz w:val="17"/>
                 <w:szCs w:val="17"/>
               </w:rPr>
-              <w:t xml:space="preserve">Step 1</w:t>
-            </w:r>
-            <w:r>
-              <w:rPr>
-                <w:rFonts w:ascii="Avenir Next" w:hAnsi="Avenir Next" w:cs="Avenir Next" w:eastAsia="Avenir Next"/>
-                <w:color w:val="1A1A1A"/>
-                <w:sz w:val="17"/>
-                <w:szCs w:val="17"/>
-              </w:rPr>
               <w:tab/>
             </w:r>
             <w:r>
               <w:rPr>
                 <w:rFonts w:ascii="Avenir Next" w:hAnsi="Avenir Next" w:cs="Avenir Next" w:eastAsia="Avenir Next"/>
                 <w:color w:val="1A1A1A"/>
-                <w:sz w:val="17"/>
+                <w:sz w:val="22"/>
                 <w:szCs w:val="17"/>
               </w:rPr>
               <w:t xml:space="preserve">Top: 2 + 4 = 6 units. 6 × 5 = 30 ft.</w:t>
@@ -2927,25 +2936,25 @@
                 <w:rFonts w:ascii="Avenir Next" w:hAnsi="Avenir Next" w:cs="Avenir Next" w:eastAsia="Avenir Next"/>
                 <w:b/>
                 <w:color w:val="003A70"/>
+                <w:sz w:val="22"/>
+                <w:szCs w:val="17"/>
+              </w:rPr>
+              <w:t xml:space="preserve">Step 2</w:t>
+            </w:r>
+            <w:r>
+              <w:rPr>
+                <w:rFonts w:ascii="Avenir Next" w:hAnsi="Avenir Next" w:cs="Avenir Next" w:eastAsia="Avenir Next"/>
+                <w:color w:val="1A1A1A"/>
                 <w:sz w:val="17"/>
                 <w:szCs w:val="17"/>
               </w:rPr>
-              <w:t xml:space="preserve">Step 2</w:t>
-            </w:r>
-            <w:r>
-              <w:rPr>
-                <w:rFonts w:ascii="Avenir Next" w:hAnsi="Avenir Next" w:cs="Avenir Next" w:eastAsia="Avenir Next"/>
-                <w:color w:val="1A1A1A"/>
-                <w:sz w:val="17"/>
-                <w:szCs w:val="17"/>
-              </w:rPr>
               <w:tab/>
             </w:r>
             <w:r>
               <w:rPr>
                 <w:rFonts w:ascii="Avenir Next" w:hAnsi="Avenir Next" w:cs="Avenir Next" w:eastAsia="Avenir Next"/>
                 <w:color w:val="1A1A1A"/>
-                <w:sz w:val="17"/>
+                <w:sz w:val="22"/>
                 <w:szCs w:val="17"/>
               </w:rPr>
               <w:t xml:space="preserve">Side: 3 + 1 = 4 units. 4 × 5 = 20 ft.</w:t>
@@ -2964,18 +2973,18 @@
                 <w:rFonts w:ascii="Avenir Next" w:hAnsi="Avenir Next" w:cs="Avenir Next" w:eastAsia="Avenir Next"/>
                 <w:b/>
                 <w:color w:val="1A1A1A"/>
+                <w:sz w:val="22"/>
+                <w:szCs w:val="17"/>
+              </w:rPr>
+              <w:t xml:space="preserve">Answer</w:t>
+            </w:r>
+            <w:r>
+              <w:rPr>
+                <w:rFonts w:ascii="Avenir Next" w:hAnsi="Avenir Next" w:cs="Avenir Next" w:eastAsia="Avenir Next"/>
+                <w:color w:val="1A1A1A"/>
                 <w:sz w:val="17"/>
                 <w:szCs w:val="17"/>
               </w:rPr>
-              <w:t xml:space="preserve">Answer</w:t>
-            </w:r>
-            <w:r>
-              <w:rPr>
-                <w:rFonts w:ascii="Avenir Next" w:hAnsi="Avenir Next" w:cs="Avenir Next" w:eastAsia="Avenir Next"/>
-                <w:color w:val="1A1A1A"/>
-                <w:sz w:val="17"/>
-                <w:szCs w:val="17"/>
-              </w:rPr>
               <w:tab/>
             </w:r>
             <w:r>
@@ -2983,7 +2992,7 @@
                 <w:rFonts w:ascii="Avenir Next" w:hAnsi="Avenir Next" w:cs="Avenir Next" w:eastAsia="Avenir Next"/>
                 <w:b/>
                 <w:color w:val="1A1A1A"/>
-                <w:sz w:val="17"/>
+                <w:sz w:val="22"/>
                 <w:szCs w:val="17"/>
               </w:rPr>
               <w:t xml:space="preserve">30 ft by 20 ft</w:t>
@@ -3033,6 +3042,7 @@
           </w:tcPr>
           <w:p>
             <w:pPr>
+              <w:pStyle w:val="Heading2"/>
               <w:spacing w:before="0" w:after="40" w:line="264" w:lineRule="auto"/>
             </w:pPr>
             <w:r>
@@ -3056,7 +3066,7 @@
                 <w:rFonts w:ascii="Avenir Next" w:hAnsi="Avenir Next" w:cs="Avenir Next" w:eastAsia="Avenir Next"/>
                 <w:b/>
                 <w:color w:val="1A1A1A"/>
-                <w:sz w:val="21"/>
+                <w:sz w:val="22"/>
                 <w:szCs w:val="21"/>
               </w:rPr>
               <w:t xml:space="preserve">scale</w:t>
@@ -3065,7 +3075,7 @@
               <w:rPr>
                 <w:rFonts w:ascii="Avenir Next" w:hAnsi="Avenir Next" w:cs="Avenir Next" w:eastAsia="Avenir Next"/>
                 <w:color w:val="5A5F66"/>
-                <w:sz w:val="21"/>
+                <w:sz w:val="22"/>
                 <w:szCs w:val="21"/>
               </w:rPr>
               <w:t xml:space="preserve"> — </w:t>
@@ -3074,7 +3084,7 @@
               <w:rPr>
                 <w:rFonts w:ascii="Avenir Next" w:hAnsi="Avenir Next" w:cs="Avenir Next" w:eastAsia="Avenir Next"/>
                 <w:color w:val="1A1A1A"/>
-                <w:sz w:val="21"/>
+                <w:sz w:val="22"/>
                 <w:szCs w:val="21"/>
               </w:rPr>
               <w:t xml:space="preserve">1 grid unit = a real length</w:t>
@@ -3089,7 +3099,7 @@
                 <w:rFonts w:ascii="Avenir Next" w:hAnsi="Avenir Next" w:cs="Avenir Next" w:eastAsia="Avenir Next"/>
                 <w:b/>
                 <w:color w:val="1A1A1A"/>
-                <w:sz w:val="21"/>
+                <w:sz w:val="22"/>
                 <w:szCs w:val="21"/>
               </w:rPr>
               <w:t xml:space="preserve">dimensions</w:t>
@@ -3098,7 +3108,7 @@
               <w:rPr>
                 <w:rFonts w:ascii="Avenir Next" w:hAnsi="Avenir Next" w:cs="Avenir Next" w:eastAsia="Avenir Next"/>
                 <w:color w:val="5A5F66"/>
-                <w:sz w:val="21"/>
+                <w:sz w:val="22"/>
                 <w:szCs w:val="21"/>
               </w:rPr>
               <w:t xml:space="preserve"> — </w:t>
@@ -3107,7 +3117,7 @@
               <w:rPr>
                 <w:rFonts w:ascii="Avenir Next" w:hAnsi="Avenir Next" w:cs="Avenir Next" w:eastAsia="Avenir Next"/>
                 <w:color w:val="1A1A1A"/>
-                <w:sz w:val="21"/>
+                <w:sz w:val="22"/>
                 <w:szCs w:val="21"/>
               </w:rPr>
               <w:t xml:space="preserve">the length and the width</w:t>
@@ -3133,7 +3143,7 @@
                 <w:rFonts w:ascii="Avenir Next" w:hAnsi="Avenir Next" w:cs="Avenir Next" w:eastAsia="Avenir Next"/>
                 <w:b/>
                 <w:color w:val="1A1A1A"/>
-                <w:sz w:val="21"/>
+                <w:sz w:val="22"/>
                 <w:szCs w:val="21"/>
               </w:rPr>
               <w:t xml:space="preserve">area</w:t>
@@ -3142,7 +3152,7 @@
               <w:rPr>
                 <w:rFonts w:ascii="Avenir Next" w:hAnsi="Avenir Next" w:cs="Avenir Next" w:eastAsia="Avenir Next"/>
                 <w:color w:val="5A5F66"/>
-                <w:sz w:val="21"/>
+                <w:sz w:val="22"/>
                 <w:szCs w:val="21"/>
               </w:rPr>
               <w:t xml:space="preserve"> — </w:t>
@@ -3151,7 +3161,7 @@
               <w:rPr>
                 <w:rFonts w:ascii="Avenir Next" w:hAnsi="Avenir Next" w:cs="Avenir Next" w:eastAsia="Avenir Next"/>
                 <w:color w:val="1A1A1A"/>
-                <w:sz w:val="21"/>
+                <w:sz w:val="22"/>
                 <w:szCs w:val="21"/>
               </w:rPr>
               <w:t xml:space="preserve">space inside, in square units</w:t>
@@ -3162,6 +3172,7 @@
     </w:tbl>
     <w:p>
       <w:pPr>
+        <w:pStyle w:val="Heading2"/>
         <w:keepNext/>
         <w:pBdr>
           <w:bottom w:val="single" w:sz="8" w:space="3" w:color="003A70"/>
@@ -3177,7 +3188,7 @@
           <w:b/>
           <w:color w:val="003A70"/>
           <w:spacing w:val="14"/>
-          <w:sz w:val="21"/>
+          <w:sz w:val="22"/>
           <w:szCs w:val="21"/>
         </w:rPr>
         <w:t xml:space="preserve">PRACTICE</w:t>
@@ -3196,7 +3207,7 @@
           <w:rFonts w:ascii="Avenir Next" w:hAnsi="Avenir Next" w:cs="Avenir Next" w:eastAsia="Avenir Next"/>
           <w:i/>
           <w:color w:val="5A5F66"/>
-          <w:sz w:val="17"/>
+          <w:sz w:val="22"/>
           <w:szCs w:val="17"/>
         </w:rPr>
         <w:t xml:space="preserve">show your work · label units</w:t>
@@ -3336,25 +3347,25 @@
                       <w:rFonts w:ascii="Avenir Next" w:hAnsi="Avenir Next" w:cs="Avenir Next" w:eastAsia="Avenir Next"/>
                       <w:b/>
                       <w:color w:val="003A70"/>
+                      <w:sz w:val="22"/>
+                      <w:szCs w:val="18"/>
+                    </w:rPr>
+                    <w:t xml:space="preserve">Step 1</w:t>
+                  </w:r>
+                  <w:r>
+                    <w:rPr>
+                      <w:rFonts w:ascii="Avenir Next" w:hAnsi="Avenir Next" w:cs="Avenir Next" w:eastAsia="Avenir Next"/>
+                      <w:color w:val="1A1A1A"/>
                       <w:sz w:val="18"/>
                       <w:szCs w:val="18"/>
                     </w:rPr>
-                    <w:t xml:space="preserve">Step 1</w:t>
-                  </w:r>
-                  <w:r>
-                    <w:rPr>
-                      <w:rFonts w:ascii="Avenir Next" w:hAnsi="Avenir Next" w:cs="Avenir Next" w:eastAsia="Avenir Next"/>
-                      <w:color w:val="1A1A1A"/>
-                      <w:sz w:val="18"/>
-                      <w:szCs w:val="18"/>
-                    </w:rPr>
                     <w:tab/>
                   </w:r>
                   <w:r>
                     <w:rPr>
                       <w:rFonts w:ascii="Avenir Next" w:hAnsi="Avenir Next" w:cs="Avenir Next" w:eastAsia="Avenir Next"/>
                       <w:color w:val="1A1A1A"/>
-                      <w:sz w:val="21"/>
+                      <w:sz w:val="22"/>
                       <w:szCs w:val="21"/>
                     </w:rPr>
                     <w:t xml:space="preserve">Count AB in grid units.</w:t>
@@ -3374,25 +3385,25 @@
                       <w:rFonts w:ascii="Avenir Next" w:hAnsi="Avenir Next" w:cs="Avenir Next" w:eastAsia="Avenir Next"/>
                       <w:b/>
                       <w:color w:val="003A70"/>
+                      <w:sz w:val="22"/>
+                      <w:szCs w:val="18"/>
+                    </w:rPr>
+                    <w:t xml:space="preserve">Step 2</w:t>
+                  </w:r>
+                  <w:r>
+                    <w:rPr>
+                      <w:rFonts w:ascii="Avenir Next" w:hAnsi="Avenir Next" w:cs="Avenir Next" w:eastAsia="Avenir Next"/>
+                      <w:color w:val="1A1A1A"/>
                       <w:sz w:val="18"/>
                       <w:szCs w:val="18"/>
                     </w:rPr>
-                    <w:t xml:space="preserve">Step 2</w:t>
-                  </w:r>
-                  <w:r>
-                    <w:rPr>
-                      <w:rFonts w:ascii="Avenir Next" w:hAnsi="Avenir Next" w:cs="Avenir Next" w:eastAsia="Avenir Next"/>
-                      <w:color w:val="1A1A1A"/>
-                      <w:sz w:val="18"/>
-                      <w:szCs w:val="18"/>
-                    </w:rPr>
                     <w:tab/>
                   </w:r>
                   <w:r>
                     <w:rPr>
                       <w:rFonts w:ascii="Avenir Next" w:hAnsi="Avenir Next" w:cs="Avenir Next" w:eastAsia="Avenir Next"/>
                       <w:color w:val="1A1A1A"/>
-                      <w:sz w:val="21"/>
+                      <w:sz w:val="22"/>
                       <w:szCs w:val="21"/>
                     </w:rPr>
                     <w:t xml:space="preserve">Multiply by 5 to get feet.</w:t>
@@ -3412,25 +3423,25 @@
                       <w:rFonts w:ascii="Avenir Next" w:hAnsi="Avenir Next" w:cs="Avenir Next" w:eastAsia="Avenir Next"/>
                       <w:b/>
                       <w:color w:val="003A70"/>
+                      <w:sz w:val="22"/>
+                      <w:szCs w:val="18"/>
+                    </w:rPr>
+                    <w:t xml:space="preserve">Step 3</w:t>
+                  </w:r>
+                  <w:r>
+                    <w:rPr>
+                      <w:rFonts w:ascii="Avenir Next" w:hAnsi="Avenir Next" w:cs="Avenir Next" w:eastAsia="Avenir Next"/>
+                      <w:color w:val="1A1A1A"/>
                       <w:sz w:val="18"/>
                       <w:szCs w:val="18"/>
                     </w:rPr>
-                    <w:t xml:space="preserve">Step 3</w:t>
-                  </w:r>
-                  <w:r>
-                    <w:rPr>
-                      <w:rFonts w:ascii="Avenir Next" w:hAnsi="Avenir Next" w:cs="Avenir Next" w:eastAsia="Avenir Next"/>
-                      <w:color w:val="1A1A1A"/>
-                      <w:sz w:val="18"/>
-                      <w:szCs w:val="18"/>
-                    </w:rPr>
                     <w:tab/>
                   </w:r>
                   <w:r>
                     <w:rPr>
                       <w:rFonts w:ascii="Avenir Next" w:hAnsi="Avenir Next" w:cs="Avenir Next" w:eastAsia="Avenir Next"/>
                       <w:color w:val="1A1A1A"/>
-                      <w:sz w:val="21"/>
+                      <w:sz w:val="22"/>
                       <w:szCs w:val="21"/>
                     </w:rPr>
                     <w:t xml:space="preserve">Divide 1,200 by that length.</w:t>
@@ -3715,7 +3726,7 @@
                     <w:drawing>
                       <wp:inline distT="0" distB="0" distL="0" distR="0">
                         <wp:extent cx="1828800" cy="1845128"/>
-                        <wp:docPr id="3" name="Figure 3"/>
+                        <wp:docPr id="3" name="Figure 3" descr="Coordinate grid. Horizontal axis x: -5 to 5, ticks every 1. Vertical axis y: -5 to 5, ticks every 1. Points: x: -3; y: 4; label: A, x: -3; y: -2; label: B. Segments: -3, 4, -3, -2."/>
                         <a:graphic xmlns:a="http://schemas.openxmlformats.org/drawingml/2006/main">
                           <a:graphicData uri="http://schemas.openxmlformats.org/drawingml/2006/picture">
                             <pic:pic xmlns:pic="http://schemas.openxmlformats.org/drawingml/2006/picture">
@@ -4144,25 +4155,25 @@
                 <w:rFonts w:ascii="Avenir Next" w:hAnsi="Avenir Next" w:cs="Avenir Next" w:eastAsia="Avenir Next"/>
                 <w:b/>
                 <w:color w:val="003A70"/>
+                <w:sz w:val="22"/>
+                <w:szCs w:val="18"/>
+              </w:rPr>
+              <w:t xml:space="preserve">Step 1</w:t>
+            </w:r>
+            <w:r>
+              <w:rPr>
+                <w:rFonts w:ascii="Avenir Next" w:hAnsi="Avenir Next" w:cs="Avenir Next" w:eastAsia="Avenir Next"/>
+                <w:color w:val="1A1A1A"/>
                 <w:sz w:val="18"/>
                 <w:szCs w:val="18"/>
               </w:rPr>
-              <w:t xml:space="preserve">Step 1</w:t>
-            </w:r>
-            <w:r>
-              <w:rPr>
-                <w:rFonts w:ascii="Avenir Next" w:hAnsi="Avenir Next" w:cs="Avenir Next" w:eastAsia="Avenir Next"/>
-                <w:color w:val="1A1A1A"/>
-                <w:sz w:val="18"/>
-                <w:szCs w:val="18"/>
-              </w:rPr>
               <w:tab/>
             </w:r>
             <w:r>
               <w:rPr>
                 <w:rFonts w:ascii="Avenir Next" w:hAnsi="Avenir Next" w:cs="Avenir Next" w:eastAsia="Avenir Next"/>
                 <w:color w:val="1A1A1A"/>
-                <w:sz w:val="21"/>
+                <w:sz w:val="22"/>
                 <w:szCs w:val="21"/>
               </w:rPr>
               <w:t xml:space="preserve">Change each side to feet: multiply by 2.</w:t>
@@ -4182,25 +4193,25 @@
                 <w:rFonts w:ascii="Avenir Next" w:hAnsi="Avenir Next" w:cs="Avenir Next" w:eastAsia="Avenir Next"/>
                 <w:b/>
                 <w:color w:val="003A70"/>
+                <w:sz w:val="22"/>
+                <w:szCs w:val="18"/>
+              </w:rPr>
+              <w:t xml:space="preserve">Step 2</w:t>
+            </w:r>
+            <w:r>
+              <w:rPr>
+                <w:rFonts w:ascii="Avenir Next" w:hAnsi="Avenir Next" w:cs="Avenir Next" w:eastAsia="Avenir Next"/>
+                <w:color w:val="1A1A1A"/>
                 <w:sz w:val="18"/>
                 <w:szCs w:val="18"/>
               </w:rPr>
-              <w:t xml:space="preserve">Step 2</w:t>
-            </w:r>
-            <w:r>
-              <w:rPr>
-                <w:rFonts w:ascii="Avenir Next" w:hAnsi="Avenir Next" w:cs="Avenir Next" w:eastAsia="Avenir Next"/>
-                <w:color w:val="1A1A1A"/>
-                <w:sz w:val="18"/>
-                <w:szCs w:val="18"/>
-              </w:rPr>
               <w:tab/>
             </w:r>
             <w:r>
               <w:rPr>
                 <w:rFonts w:ascii="Avenir Next" w:hAnsi="Avenir Next" w:cs="Avenir Next" w:eastAsia="Avenir Next"/>
                 <w:color w:val="1A1A1A"/>
-                <w:sz w:val="21"/>
+                <w:sz w:val="22"/>
                 <w:szCs w:val="21"/>
               </w:rPr>
               <w:t xml:space="preserve">Multiply the two real sides.</w:t>
@@ -4219,25 +4230,25 @@
                 <w:rFonts w:ascii="Avenir Next" w:hAnsi="Avenir Next" w:cs="Avenir Next" w:eastAsia="Avenir Next"/>
                 <w:b/>
                 <w:color w:val="1A1A1A"/>
+                <w:sz w:val="22"/>
+                <w:szCs w:val="18"/>
+              </w:rPr>
+              <w:t xml:space="preserve">Answer</w:t>
+            </w:r>
+            <w:r>
+              <w:rPr>
+                <w:rFonts w:ascii="Avenir Next" w:hAnsi="Avenir Next" w:cs="Avenir Next" w:eastAsia="Avenir Next"/>
+                <w:color w:val="1A1A1A"/>
                 <w:sz w:val="18"/>
                 <w:szCs w:val="18"/>
               </w:rPr>
-              <w:t xml:space="preserve">Answer</w:t>
-            </w:r>
-            <w:r>
-              <w:rPr>
-                <w:rFonts w:ascii="Avenir Next" w:hAnsi="Avenir Next" w:cs="Avenir Next" w:eastAsia="Avenir Next"/>
-                <w:color w:val="1A1A1A"/>
-                <w:sz w:val="18"/>
-                <w:szCs w:val="18"/>
-              </w:rPr>
               <w:tab/>
             </w:r>
             <w:r>
               <w:rPr>
                 <w:rFonts w:ascii="Avenir Next" w:hAnsi="Avenir Next" w:cs="Avenir Next" w:eastAsia="Avenir Next"/>
                 <w:color w:val="1A1A1A"/>
-                <w:sz w:val="18"/>
+                <w:sz w:val="22"/>
                 <w:szCs w:val="18"/>
               </w:rPr>
               <w:t xml:space="preserve">  ft²</w:t>
@@ -4351,25 +4362,25 @@
                 <w:rFonts w:ascii="Avenir Next" w:hAnsi="Avenir Next" w:cs="Avenir Next" w:eastAsia="Avenir Next"/>
                 <w:b/>
                 <w:color w:val="003A70"/>
+                <w:sz w:val="22"/>
+                <w:szCs w:val="18"/>
+              </w:rPr>
+              <w:t xml:space="preserve">Step 1</w:t>
+            </w:r>
+            <w:r>
+              <w:rPr>
+                <w:rFonts w:ascii="Avenir Next" w:hAnsi="Avenir Next" w:cs="Avenir Next" w:eastAsia="Avenir Next"/>
+                <w:color w:val="1A1A1A"/>
                 <w:sz w:val="18"/>
                 <w:szCs w:val="18"/>
               </w:rPr>
-              <w:t xml:space="preserve">Step 1</w:t>
-            </w:r>
-            <w:r>
-              <w:rPr>
-                <w:rFonts w:ascii="Avenir Next" w:hAnsi="Avenir Next" w:cs="Avenir Next" w:eastAsia="Avenir Next"/>
-                <w:color w:val="1A1A1A"/>
-                <w:sz w:val="18"/>
-                <w:szCs w:val="18"/>
-              </w:rPr>
               <w:tab/>
             </w:r>
             <w:r>
               <w:rPr>
                 <w:rFonts w:ascii="Avenir Next" w:hAnsi="Avenir Next" w:cs="Avenir Next" w:eastAsia="Avenir Next"/>
                 <w:color w:val="1A1A1A"/>
-                <w:sz w:val="21"/>
+                <w:sz w:val="22"/>
                 <w:szCs w:val="21"/>
               </w:rPr>
               <w:t xml:space="preserve">Find each side in grid units.</w:t>
@@ -4389,25 +4400,25 @@
                 <w:rFonts w:ascii="Avenir Next" w:hAnsi="Avenir Next" w:cs="Avenir Next" w:eastAsia="Avenir Next"/>
                 <w:b/>
                 <w:color w:val="003A70"/>
+                <w:sz w:val="22"/>
+                <w:szCs w:val="18"/>
+              </w:rPr>
+              <w:t xml:space="preserve">Step 2</w:t>
+            </w:r>
+            <w:r>
+              <w:rPr>
+                <w:rFonts w:ascii="Avenir Next" w:hAnsi="Avenir Next" w:cs="Avenir Next" w:eastAsia="Avenir Next"/>
+                <w:color w:val="1A1A1A"/>
                 <w:sz w:val="18"/>
                 <w:szCs w:val="18"/>
               </w:rPr>
-              <w:t xml:space="preserve">Step 2</w:t>
-            </w:r>
-            <w:r>
-              <w:rPr>
-                <w:rFonts w:ascii="Avenir Next" w:hAnsi="Avenir Next" w:cs="Avenir Next" w:eastAsia="Avenir Next"/>
-                <w:color w:val="1A1A1A"/>
-                <w:sz w:val="18"/>
-                <w:szCs w:val="18"/>
-              </w:rPr>
               <w:tab/>
             </w:r>
             <w:r>
               <w:rPr>
                 <w:rFonts w:ascii="Avenir Next" w:hAnsi="Avenir Next" w:cs="Avenir Next" w:eastAsia="Avenir Next"/>
                 <w:color w:val="1A1A1A"/>
-                <w:sz w:val="21"/>
+                <w:sz w:val="22"/>
                 <w:szCs w:val="21"/>
               </w:rPr>
               <w:t xml:space="preserve">Multiply each side by 3 to get feet.</w:t>
@@ -4427,25 +4438,25 @@
                 <w:rFonts w:ascii="Avenir Next" w:hAnsi="Avenir Next" w:cs="Avenir Next" w:eastAsia="Avenir Next"/>
                 <w:b/>
                 <w:color w:val="003A70"/>
+                <w:sz w:val="22"/>
+                <w:szCs w:val="18"/>
+              </w:rPr>
+              <w:t xml:space="preserve">Step 3</w:t>
+            </w:r>
+            <w:r>
+              <w:rPr>
+                <w:rFonts w:ascii="Avenir Next" w:hAnsi="Avenir Next" w:cs="Avenir Next" w:eastAsia="Avenir Next"/>
+                <w:color w:val="1A1A1A"/>
                 <w:sz w:val="18"/>
                 <w:szCs w:val="18"/>
               </w:rPr>
-              <w:t xml:space="preserve">Step 3</w:t>
-            </w:r>
-            <w:r>
-              <w:rPr>
-                <w:rFonts w:ascii="Avenir Next" w:hAnsi="Avenir Next" w:cs="Avenir Next" w:eastAsia="Avenir Next"/>
-                <w:color w:val="1A1A1A"/>
-                <w:sz w:val="18"/>
-                <w:szCs w:val="18"/>
-              </w:rPr>
               <w:tab/>
             </w:r>
             <w:r>
               <w:rPr>
                 <w:rFonts w:ascii="Avenir Next" w:hAnsi="Avenir Next" w:cs="Avenir Next" w:eastAsia="Avenir Next"/>
                 <w:color w:val="1A1A1A"/>
-                <w:sz w:val="21"/>
+                <w:sz w:val="22"/>
                 <w:szCs w:val="21"/>
               </w:rPr>
               <w:t xml:space="preserve">Add all four sides.</w:t>
@@ -4464,25 +4475,25 @@
                 <w:rFonts w:ascii="Avenir Next" w:hAnsi="Avenir Next" w:cs="Avenir Next" w:eastAsia="Avenir Next"/>
                 <w:b/>
                 <w:color w:val="1A1A1A"/>
+                <w:sz w:val="22"/>
+                <w:szCs w:val="18"/>
+              </w:rPr>
+              <w:t xml:space="preserve">Answer</w:t>
+            </w:r>
+            <w:r>
+              <w:rPr>
+                <w:rFonts w:ascii="Avenir Next" w:hAnsi="Avenir Next" w:cs="Avenir Next" w:eastAsia="Avenir Next"/>
+                <w:color w:val="1A1A1A"/>
                 <w:sz w:val="18"/>
                 <w:szCs w:val="18"/>
               </w:rPr>
-              <w:t xml:space="preserve">Answer</w:t>
-            </w:r>
-            <w:r>
-              <w:rPr>
-                <w:rFonts w:ascii="Avenir Next" w:hAnsi="Avenir Next" w:cs="Avenir Next" w:eastAsia="Avenir Next"/>
-                <w:color w:val="1A1A1A"/>
-                <w:sz w:val="18"/>
-                <w:szCs w:val="18"/>
-              </w:rPr>
               <w:tab/>
             </w:r>
             <w:r>
               <w:rPr>
                 <w:rFonts w:ascii="Avenir Next" w:hAnsi="Avenir Next" w:cs="Avenir Next" w:eastAsia="Avenir Next"/>
                 <w:color w:val="1A1A1A"/>
-                <w:sz w:val="18"/>
+                <w:sz w:val="22"/>
                 <w:szCs w:val="18"/>
               </w:rPr>
               <w:t xml:space="preserve">  ft</w:t>
@@ -4593,7 +4604,7 @@
                 <w:rFonts w:ascii="Avenir Next" w:hAnsi="Avenir Next" w:cs="Avenir Next" w:eastAsia="Avenir Next"/>
                 <w:b/>
                 <w:color w:val="003A70"/>
-                <w:sz w:val="17"/>
+                <w:sz w:val="22"/>
                 <w:szCs w:val="17"/>
               </w:rPr>
               <w:t xml:space="preserve">Frame  </w:t>
@@ -4603,10 +4614,30 @@
                 <w:rFonts w:ascii="Avenir Next" w:hAnsi="Avenir Next" w:cs="Avenir Next" w:eastAsia="Avenir Next"/>
                 <w:i/>
                 <w:color w:val="1A1A1A"/>
+                <w:sz w:val="22"/>
+                <w:szCs w:val="18"/>
+              </w:rPr>
+              <w:t xml:space="preserve">Lily should </w:t>
+            </w:r>
+            <w:r>
+              <w:rPr>
+                <w:rFonts w:ascii="Avenir Next" w:hAnsi="Avenir Next" w:cs="Avenir Next" w:eastAsia="Avenir Next"/>
+                <w:color w:val="1A1A1A"/>
                 <w:sz w:val="18"/>
                 <w:szCs w:val="18"/>
-              </w:rPr>
-              <w:t xml:space="preserve">Lily should </w:t>
+                <w:u w:val="single"/>
+              </w:rPr>
+              <w:t xml:space="preserve">      </w:t>
+            </w:r>
+            <w:r>
+              <w:rPr>
+                <w:rFonts w:ascii="Avenir Next" w:hAnsi="Avenir Next" w:cs="Avenir Next" w:eastAsia="Avenir Next"/>
+                <w:i/>
+                <w:color w:val="1A1A1A"/>
+                <w:sz w:val="22"/>
+                <w:szCs w:val="18"/>
+              </w:rPr>
+              <w:t xml:space="preserve"> because the signs are </w:t>
             </w:r>
             <w:r>
               <w:rPr>
@@ -4623,17 +4654,17 @@
                 <w:rFonts w:ascii="Avenir Next" w:hAnsi="Avenir Next" w:cs="Avenir Next" w:eastAsia="Avenir Next"/>
                 <w:i/>
                 <w:color w:val="1A1A1A"/>
+                <w:sz w:val="22"/>
+                <w:szCs w:val="18"/>
+              </w:rPr>
+              <w:t xml:space="preserve">. The real length is </w:t>
+            </w:r>
+            <w:r>
+              <w:rPr>
+                <w:rFonts w:ascii="Avenir Next" w:hAnsi="Avenir Next" w:cs="Avenir Next" w:eastAsia="Avenir Next"/>
+                <w:color w:val="1A1A1A"/>
                 <w:sz w:val="18"/>
                 <w:szCs w:val="18"/>
-              </w:rPr>
-              <w:t xml:space="preserve"> because the signs are </w:t>
-            </w:r>
-            <w:r>
-              <w:rPr>
-                <w:rFonts w:ascii="Avenir Next" w:hAnsi="Avenir Next" w:cs="Avenir Next" w:eastAsia="Avenir Next"/>
-                <w:color w:val="1A1A1A"/>
-                <w:sz w:val="18"/>
-                <w:szCs w:val="18"/>
                 <w:u w:val="single"/>
               </w:rPr>
               <w:t xml:space="preserve">      </w:t>
@@ -4643,27 +4674,7 @@
                 <w:rFonts w:ascii="Avenir Next" w:hAnsi="Avenir Next" w:cs="Avenir Next" w:eastAsia="Avenir Next"/>
                 <w:i/>
                 <w:color w:val="1A1A1A"/>
-                <w:sz w:val="18"/>
-                <w:szCs w:val="18"/>
-              </w:rPr>
-              <w:t xml:space="preserve">. The real length is </w:t>
-            </w:r>
-            <w:r>
-              <w:rPr>
-                <w:rFonts w:ascii="Avenir Next" w:hAnsi="Avenir Next" w:cs="Avenir Next" w:eastAsia="Avenir Next"/>
-                <w:color w:val="1A1A1A"/>
-                <w:sz w:val="18"/>
-                <w:szCs w:val="18"/>
-                <w:u w:val="single"/>
-              </w:rPr>
-              <w:t xml:space="preserve">      </w:t>
-            </w:r>
-            <w:r>
-              <w:rPr>
-                <w:rFonts w:ascii="Avenir Next" w:hAnsi="Avenir Next" w:cs="Avenir Next" w:eastAsia="Avenir Next"/>
-                <w:i/>
-                <w:color w:val="1A1A1A"/>
-                <w:sz w:val="18"/>
+                <w:sz w:val="22"/>
                 <w:szCs w:val="18"/>
               </w:rPr>
               <w:t xml:space="preserve"> ft.</w:t>
@@ -4750,6 +4761,7 @@
     </w:p>
     <w:p>
       <w:pPr>
+        <w:pStyle w:val="Heading2"/>
         <w:keepNext/>
         <w:pBdr>
           <w:bottom w:val="single" w:sz="8" w:space="3" w:color="003A70"/>
@@ -4765,7 +4777,7 @@
           <w:b/>
           <w:color w:val="003A70"/>
           <w:spacing w:val="14"/>
-          <w:sz w:val="21"/>
+          <w:sz w:val="22"/>
           <w:szCs w:val="21"/>
         </w:rPr>
         <w:t xml:space="preserve">TEST PRACTICE</w:t>
@@ -4784,7 +4796,7 @@
           <w:rFonts w:ascii="Avenir Next" w:hAnsi="Avenir Next" w:cs="Avenir Next" w:eastAsia="Avenir Next"/>
           <w:i/>
           <w:color w:val="5A5F66"/>
-          <w:sz w:val="17"/>
+          <w:sz w:val="22"/>
           <w:szCs w:val="17"/>
         </w:rPr>
         <w:t xml:space="preserve">choose the best answer</w:t>
@@ -4916,25 +4928,25 @@
                       <w:rFonts w:ascii="Avenir Next" w:hAnsi="Avenir Next" w:cs="Avenir Next" w:eastAsia="Avenir Next"/>
                       <w:b/>
                       <w:color w:val="003A70"/>
+                      <w:sz w:val="22"/>
+                      <w:szCs w:val="21"/>
+                    </w:rPr>
+                    <w:t xml:space="preserve">A</w:t>
+                  </w:r>
+                  <w:r>
+                    <w:rPr>
+                      <w:rFonts w:ascii="Avenir Next" w:hAnsi="Avenir Next" w:cs="Avenir Next" w:eastAsia="Avenir Next"/>
+                      <w:color w:val="1A1A1A"/>
                       <w:sz w:val="21"/>
                       <w:szCs w:val="21"/>
                     </w:rPr>
-                    <w:t xml:space="preserve">A</w:t>
-                  </w:r>
-                  <w:r>
-                    <w:rPr>
-                      <w:rFonts w:ascii="Avenir Next" w:hAnsi="Avenir Next" w:cs="Avenir Next" w:eastAsia="Avenir Next"/>
-                      <w:color w:val="1A1A1A"/>
-                      <w:sz w:val="21"/>
-                      <w:szCs w:val="21"/>
-                    </w:rPr>
                     <w:tab/>
                   </w:r>
                   <w:r>
                     <w:rPr>
                       <w:rFonts w:ascii="Avenir Next" w:hAnsi="Avenir Next" w:cs="Avenir Next" w:eastAsia="Avenir Next"/>
                       <w:color w:val="1A1A1A"/>
-                      <w:sz w:val="21"/>
+                      <w:sz w:val="22"/>
                       <w:szCs w:val="21"/>
                     </w:rPr>
                     <w:t xml:space="preserve">11 m</w:t>
@@ -4959,25 +4971,25 @@
                       <w:rFonts w:ascii="Avenir Next" w:hAnsi="Avenir Next" w:cs="Avenir Next" w:eastAsia="Avenir Next"/>
                       <w:b/>
                       <w:color w:val="003A70"/>
+                      <w:sz w:val="22"/>
+                      <w:szCs w:val="21"/>
+                    </w:rPr>
+                    <w:t xml:space="preserve">B</w:t>
+                  </w:r>
+                  <w:r>
+                    <w:rPr>
+                      <w:rFonts w:ascii="Avenir Next" w:hAnsi="Avenir Next" w:cs="Avenir Next" w:eastAsia="Avenir Next"/>
+                      <w:color w:val="1A1A1A"/>
                       <w:sz w:val="21"/>
                       <w:szCs w:val="21"/>
                     </w:rPr>
-                    <w:t xml:space="preserve">B</w:t>
-                  </w:r>
-                  <w:r>
-                    <w:rPr>
-                      <w:rFonts w:ascii="Avenir Next" w:hAnsi="Avenir Next" w:cs="Avenir Next" w:eastAsia="Avenir Next"/>
-                      <w:color w:val="1A1A1A"/>
-                      <w:sz w:val="21"/>
-                      <w:szCs w:val="21"/>
-                    </w:rPr>
                     <w:tab/>
                   </w:r>
                   <w:r>
                     <w:rPr>
                       <w:rFonts w:ascii="Avenir Next" w:hAnsi="Avenir Next" w:cs="Avenir Next" w:eastAsia="Avenir Next"/>
                       <w:color w:val="1A1A1A"/>
-                      <w:sz w:val="21"/>
+                      <w:sz w:val="22"/>
                       <w:szCs w:val="21"/>
                     </w:rPr>
                     <w:t xml:space="preserve">30 m</w:t>
@@ -5002,25 +5014,25 @@
                       <w:rFonts w:ascii="Avenir Next" w:hAnsi="Avenir Next" w:cs="Avenir Next" w:eastAsia="Avenir Next"/>
                       <w:b/>
                       <w:color w:val="003A70"/>
+                      <w:sz w:val="22"/>
+                      <w:szCs w:val="21"/>
+                    </w:rPr>
+                    <w:t xml:space="preserve">C</w:t>
+                  </w:r>
+                  <w:r>
+                    <w:rPr>
+                      <w:rFonts w:ascii="Avenir Next" w:hAnsi="Avenir Next" w:cs="Avenir Next" w:eastAsia="Avenir Next"/>
+                      <w:color w:val="1A1A1A"/>
                       <w:sz w:val="21"/>
                       <w:szCs w:val="21"/>
                     </w:rPr>
-                    <w:t xml:space="preserve">C</w:t>
-                  </w:r>
-                  <w:r>
-                    <w:rPr>
-                      <w:rFonts w:ascii="Avenir Next" w:hAnsi="Avenir Next" w:cs="Avenir Next" w:eastAsia="Avenir Next"/>
-                      <w:color w:val="1A1A1A"/>
-                      <w:sz w:val="21"/>
-                      <w:szCs w:val="21"/>
-                    </w:rPr>
                     <w:tab/>
                   </w:r>
                   <w:r>
                     <w:rPr>
                       <w:rFonts w:ascii="Avenir Next" w:hAnsi="Avenir Next" w:cs="Avenir Next" w:eastAsia="Avenir Next"/>
                       <w:color w:val="1A1A1A"/>
-                      <w:sz w:val="21"/>
+                      <w:sz w:val="22"/>
                       <w:szCs w:val="21"/>
                     </w:rPr>
                     <w:t xml:space="preserve">1 m</w:t>
@@ -5045,25 +5057,25 @@
                       <w:rFonts w:ascii="Avenir Next" w:hAnsi="Avenir Next" w:cs="Avenir Next" w:eastAsia="Avenir Next"/>
                       <w:b/>
                       <w:color w:val="003A70"/>
+                      <w:sz w:val="22"/>
+                      <w:szCs w:val="21"/>
+                    </w:rPr>
+                    <w:t xml:space="preserve">D</w:t>
+                  </w:r>
+                  <w:r>
+                    <w:rPr>
+                      <w:rFonts w:ascii="Avenir Next" w:hAnsi="Avenir Next" w:cs="Avenir Next" w:eastAsia="Avenir Next"/>
+                      <w:color w:val="1A1A1A"/>
                       <w:sz w:val="21"/>
                       <w:szCs w:val="21"/>
                     </w:rPr>
-                    <w:t xml:space="preserve">D</w:t>
-                  </w:r>
-                  <w:r>
-                    <w:rPr>
-                      <w:rFonts w:ascii="Avenir Next" w:hAnsi="Avenir Next" w:cs="Avenir Next" w:eastAsia="Avenir Next"/>
-                      <w:color w:val="1A1A1A"/>
-                      <w:sz w:val="21"/>
-                      <w:szCs w:val="21"/>
-                    </w:rPr>
                     <w:tab/>
                   </w:r>
                   <w:r>
                     <w:rPr>
                       <w:rFonts w:ascii="Avenir Next" w:hAnsi="Avenir Next" w:cs="Avenir Next" w:eastAsia="Avenir Next"/>
                       <w:color w:val="1A1A1A"/>
-                      <w:sz w:val="21"/>
+                      <w:sz w:val="22"/>
                       <w:szCs w:val="21"/>
                     </w:rPr>
                     <w:t xml:space="preserve">56 m</w:t>
@@ -5211,25 +5223,25 @@
                       <w:rFonts w:ascii="Avenir Next" w:hAnsi="Avenir Next" w:cs="Avenir Next" w:eastAsia="Avenir Next"/>
                       <w:b/>
                       <w:color w:val="003A70"/>
+                      <w:sz w:val="22"/>
+                      <w:szCs w:val="21"/>
+                    </w:rPr>
+                    <w:t xml:space="preserve">A</w:t>
+                  </w:r>
+                  <w:r>
+                    <w:rPr>
+                      <w:rFonts w:ascii="Avenir Next" w:hAnsi="Avenir Next" w:cs="Avenir Next" w:eastAsia="Avenir Next"/>
+                      <w:color w:val="1A1A1A"/>
                       <w:sz w:val="21"/>
                       <w:szCs w:val="21"/>
                     </w:rPr>
-                    <w:t xml:space="preserve">A</w:t>
-                  </w:r>
-                  <w:r>
-                    <w:rPr>
-                      <w:rFonts w:ascii="Avenir Next" w:hAnsi="Avenir Next" w:cs="Avenir Next" w:eastAsia="Avenir Next"/>
-                      <w:color w:val="1A1A1A"/>
-                      <w:sz w:val="21"/>
-                      <w:szCs w:val="21"/>
-                    </w:rPr>
                     <w:tab/>
                   </w:r>
                   <w:r>
                     <w:rPr>
                       <w:rFonts w:ascii="Avenir Next" w:hAnsi="Avenir Next" w:cs="Avenir Next" w:eastAsia="Avenir Next"/>
                       <w:color w:val="1A1A1A"/>
-                      <w:sz w:val="21"/>
+                      <w:sz w:val="22"/>
                       <w:szCs w:val="21"/>
                     </w:rPr>
                     <w:t xml:space="preserve">20 ft</w:t>
@@ -5254,25 +5266,25 @@
                       <w:rFonts w:ascii="Avenir Next" w:hAnsi="Avenir Next" w:cs="Avenir Next" w:eastAsia="Avenir Next"/>
                       <w:b/>
                       <w:color w:val="003A70"/>
+                      <w:sz w:val="22"/>
+                      <w:szCs w:val="21"/>
+                    </w:rPr>
+                    <w:t xml:space="preserve">B</w:t>
+                  </w:r>
+                  <w:r>
+                    <w:rPr>
+                      <w:rFonts w:ascii="Avenir Next" w:hAnsi="Avenir Next" w:cs="Avenir Next" w:eastAsia="Avenir Next"/>
+                      <w:color w:val="1A1A1A"/>
                       <w:sz w:val="21"/>
                       <w:szCs w:val="21"/>
                     </w:rPr>
-                    <w:t xml:space="preserve">B</w:t>
-                  </w:r>
-                  <w:r>
-                    <w:rPr>
-                      <w:rFonts w:ascii="Avenir Next" w:hAnsi="Avenir Next" w:cs="Avenir Next" w:eastAsia="Avenir Next"/>
-                      <w:color w:val="1A1A1A"/>
-                      <w:sz w:val="21"/>
-                      <w:szCs w:val="21"/>
-                    </w:rPr>
                     <w:tab/>
                   </w:r>
                   <w:r>
                     <w:rPr>
                       <w:rFonts w:ascii="Avenir Next" w:hAnsi="Avenir Next" w:cs="Avenir Next" w:eastAsia="Avenir Next"/>
                       <w:color w:val="1A1A1A"/>
-                      <w:sz w:val="21"/>
+                      <w:sz w:val="22"/>
                       <w:szCs w:val="21"/>
                     </w:rPr>
                     <w:t xml:space="preserve">456 ft</w:t>
@@ -5297,25 +5309,25 @@
                       <w:rFonts w:ascii="Avenir Next" w:hAnsi="Avenir Next" w:cs="Avenir Next" w:eastAsia="Avenir Next"/>
                       <w:b/>
                       <w:color w:val="003A70"/>
+                      <w:sz w:val="22"/>
+                      <w:szCs w:val="21"/>
+                    </w:rPr>
+                    <w:t xml:space="preserve">C</w:t>
+                  </w:r>
+                  <w:r>
+                    <w:rPr>
+                      <w:rFonts w:ascii="Avenir Next" w:hAnsi="Avenir Next" w:cs="Avenir Next" w:eastAsia="Avenir Next"/>
+                      <w:color w:val="1A1A1A"/>
                       <w:sz w:val="21"/>
                       <w:szCs w:val="21"/>
                     </w:rPr>
-                    <w:t xml:space="preserve">C</w:t>
-                  </w:r>
-                  <w:r>
-                    <w:rPr>
-                      <w:rFonts w:ascii="Avenir Next" w:hAnsi="Avenir Next" w:cs="Avenir Next" w:eastAsia="Avenir Next"/>
-                      <w:color w:val="1A1A1A"/>
-                      <w:sz w:val="21"/>
-                      <w:szCs w:val="21"/>
-                    </w:rPr>
                     <w:tab/>
                   </w:r>
                   <w:r>
                     <w:rPr>
                       <w:rFonts w:ascii="Avenir Next" w:hAnsi="Avenir Next" w:cs="Avenir Next" w:eastAsia="Avenir Next"/>
                       <w:color w:val="1A1A1A"/>
-                      <w:sz w:val="21"/>
+                      <w:sz w:val="22"/>
                       <w:szCs w:val="21"/>
                     </w:rPr>
                     <w:t xml:space="preserve">40 ft</w:t>
@@ -5340,25 +5352,25 @@
                       <w:rFonts w:ascii="Avenir Next" w:hAnsi="Avenir Next" w:cs="Avenir Next" w:eastAsia="Avenir Next"/>
                       <w:b/>
                       <w:color w:val="003A70"/>
+                      <w:sz w:val="22"/>
+                      <w:szCs w:val="21"/>
+                    </w:rPr>
+                    <w:t xml:space="preserve">D</w:t>
+                  </w:r>
+                  <w:r>
+                    <w:rPr>
+                      <w:rFonts w:ascii="Avenir Next" w:hAnsi="Avenir Next" w:cs="Avenir Next" w:eastAsia="Avenir Next"/>
+                      <w:color w:val="1A1A1A"/>
                       <w:sz w:val="21"/>
                       <w:szCs w:val="21"/>
                     </w:rPr>
-                    <w:t xml:space="preserve">D</w:t>
-                  </w:r>
-                  <w:r>
-                    <w:rPr>
-                      <w:rFonts w:ascii="Avenir Next" w:hAnsi="Avenir Next" w:cs="Avenir Next" w:eastAsia="Avenir Next"/>
-                      <w:color w:val="1A1A1A"/>
-                      <w:sz w:val="21"/>
-                      <w:szCs w:val="21"/>
-                    </w:rPr>
                     <w:tab/>
                   </w:r>
                   <w:r>
                     <w:rPr>
                       <w:rFonts w:ascii="Avenir Next" w:hAnsi="Avenir Next" w:cs="Avenir Next" w:eastAsia="Avenir Next"/>
                       <w:color w:val="1A1A1A"/>
-                      <w:sz w:val="21"/>
+                      <w:sz w:val="22"/>
                       <w:szCs w:val="21"/>
                     </w:rPr>
                     <w:t xml:space="preserve">504 ft</w:t>
@@ -5424,6 +5436,7 @@
           </w:tcPr>
           <w:p>
             <w:pPr>
+              <w:pStyle w:val="Heading2"/>
               <w:spacing w:before="0" w:after="0" w:line="240" w:lineRule="auto"/>
             </w:pPr>
             <w:r>
@@ -5461,7 +5474,7 @@
               <w:rPr>
                 <w:rFonts w:ascii="Avenir Next" w:hAnsi="Avenir Next" w:cs="Avenir Next" w:eastAsia="Avenir Next"/>
                 <w:color w:val="1A1A1A"/>
-                <w:sz w:val="17"/>
+                <w:sz w:val="22"/>
                 <w:szCs w:val="17"/>
               </w:rPr>
               <w:t xml:space="preserve">  I can do this on my own</w:t>
@@ -5490,7 +5503,7 @@
               <w:rPr>
                 <w:rFonts w:ascii="Avenir Next" w:hAnsi="Avenir Next" w:cs="Avenir Next" w:eastAsia="Avenir Next"/>
                 <w:color w:val="1A1A1A"/>
-                <w:sz w:val="17"/>
+                <w:sz w:val="22"/>
                 <w:szCs w:val="17"/>
               </w:rPr>
               <w:t xml:space="preserve">  I need a little help</w:t>
@@ -5519,7 +5532,7 @@
               <w:rPr>
                 <w:rFonts w:ascii="Avenir Next" w:hAnsi="Avenir Next" w:cs="Avenir Next" w:eastAsia="Avenir Next"/>
                 <w:color w:val="1A1A1A"/>
-                <w:sz w:val="17"/>
+                <w:sz w:val="22"/>
                 <w:szCs w:val="17"/>
               </w:rPr>
               <w:t xml:space="preserve">  I have a question about #</w:t>
@@ -5626,7 +5639,106 @@
               <w:sz w:val="15"/>
               <w:szCs w:val="15"/>
             </w:rPr>
-            <w:t xml:space="preserve">Lesson 7-7  ·  Homework Packet  ·  Level 1</w:t>
+            <w:t xml:space="preserve">7-7 · Page </w:t>
+          </w:r>
+          <w:r>
+            <w:rPr>
+              <w:rFonts w:ascii="Avenir Next" w:hAnsi="Avenir Next" w:cs="Avenir Next" w:eastAsia="Avenir Next"/>
+              <w:color w:val="5A5F66"/>
+              <w:sz w:val="15"/>
+              <w:szCs w:val="15"/>
+            </w:rPr>
+            <w:fldChar w:fldCharType="begin"/>
+          </w:r>
+          <w:r>
+            <w:rPr>
+              <w:rFonts w:ascii="Avenir Next" w:hAnsi="Avenir Next" w:cs="Avenir Next" w:eastAsia="Avenir Next"/>
+              <w:color w:val="5A5F66"/>
+              <w:sz w:val="15"/>
+              <w:szCs w:val="15"/>
+            </w:rPr>
+            <w:instrText xml:space="preserve"> PAGE </w:instrText>
+          </w:r>
+          <w:r>
+            <w:rPr>
+              <w:rFonts w:ascii="Avenir Next" w:hAnsi="Avenir Next" w:cs="Avenir Next" w:eastAsia="Avenir Next"/>
+              <w:color w:val="5A5F66"/>
+              <w:sz w:val="15"/>
+              <w:szCs w:val="15"/>
+            </w:rPr>
+            <w:fldChar w:fldCharType="separate"/>
+          </w:r>
+          <w:r>
+            <w:rPr>
+              <w:rFonts w:ascii="Avenir Next" w:hAnsi="Avenir Next" w:cs="Avenir Next" w:eastAsia="Avenir Next"/>
+              <w:color w:val="5A5F66"/>
+              <w:sz w:val="15"/>
+              <w:szCs w:val="15"/>
+            </w:rPr>
+            <w:t xml:space="preserve">1</w:t>
+          </w:r>
+          <w:r>
+            <w:rPr>
+              <w:rFonts w:ascii="Avenir Next" w:hAnsi="Avenir Next" w:cs="Avenir Next" w:eastAsia="Avenir Next"/>
+              <w:color w:val="5A5F66"/>
+              <w:sz w:val="15"/>
+              <w:szCs w:val="15"/>
+            </w:rPr>
+            <w:fldChar w:fldCharType="end"/>
+          </w:r>
+          <w:r>
+            <w:rPr>
+              <w:rFonts w:ascii="Avenir Next" w:hAnsi="Avenir Next" w:cs="Avenir Next" w:eastAsia="Avenir Next"/>
+              <w:color w:val="5A5F66"/>
+              <w:sz w:val="15"/>
+              <w:szCs w:val="15"/>
+            </w:rPr>
+            <w:t xml:space="preserve"> of </w:t>
+          </w:r>
+          <w:r>
+            <w:rPr>
+              <w:rFonts w:ascii="Avenir Next" w:hAnsi="Avenir Next" w:cs="Avenir Next" w:eastAsia="Avenir Next"/>
+              <w:color w:val="5A5F66"/>
+              <w:sz w:val="15"/>
+              <w:szCs w:val="15"/>
+            </w:rPr>
+            <w:fldChar w:fldCharType="begin"/>
+          </w:r>
+          <w:r>
+            <w:rPr>
+              <w:rFonts w:ascii="Avenir Next" w:hAnsi="Avenir Next" w:cs="Avenir Next" w:eastAsia="Avenir Next"/>
+              <w:color w:val="5A5F66"/>
+              <w:sz w:val="15"/>
+              <w:szCs w:val="15"/>
+            </w:rPr>
+            <w:instrText xml:space="preserve"> NUMPAGES </w:instrText>
+          </w:r>
+          <w:r>
+            <w:rPr>
+              <w:rFonts w:ascii="Avenir Next" w:hAnsi="Avenir Next" w:cs="Avenir Next" w:eastAsia="Avenir Next"/>
+              <w:color w:val="5A5F66"/>
+              <w:sz w:val="15"/>
+              <w:szCs w:val="15"/>
+            </w:rPr>
+            <w:fldChar w:fldCharType="separate"/>
+          </w:r>
+          <w:r>
+            <w:rPr>
+              <w:rFonts w:ascii="Avenir Next" w:hAnsi="Avenir Next" w:cs="Avenir Next" w:eastAsia="Avenir Next"/>
+              <w:color w:val="5A5F66"/>
+              <w:sz w:val="15"/>
+              <w:szCs w:val="15"/>
+            </w:rPr>
+            <w:t xml:space="preserve">1</w:t>
+          </w:r>
+          <w:r>
+            <w:rPr>
+              <w:rFonts w:ascii="Avenir Next" w:hAnsi="Avenir Next" w:cs="Avenir Next" w:eastAsia="Avenir Next"/>
+              <w:color w:val="5A5F66"/>
+              <w:sz w:val="15"/>
+              <w:szCs w:val="15"/>
+            </w:rPr>
+            <w:fldChar w:fldCharType="end"/>
           </w:r>
         </w:p>
       </w:tc>
@@ -5669,5 +5781,23 @@
       </w:tblCellMar>
     </w:tblPr>
   </w:style>
+  <w:style w:type="paragraph" w:styleId="Heading1">
+    <w:name w:val="heading 1"/>
+    <w:basedOn w:val="Normal"/>
+    <w:pPr>
+      <w:outlineLvl w:val="0"/>
+      <w:keepNext w:val="0"/>
+      <w:keepLines w:val="0"/>
+    </w:pPr>
+  </w:style>
+  <w:style w:type="paragraph" w:styleId="Heading2">
+    <w:name w:val="heading 2"/>
+    <w:basedOn w:val="Normal"/>
+    <w:pPr>
+      <w:outlineLvl w:val="1"/>
+      <w:keepNext w:val="0"/>
+      <w:keepLines w:val="0"/>
+    </w:pPr>
+  </w:style>
 </w:styles>
 </file>